--- a/Network/实验/实验一实验报告.docx
+++ b/Network/实验/实验一实验报告.docx
@@ -76,7 +76,7 @@
                               <w:pPr>
                                 <w:ind w:firstLineChars="100" w:firstLine="360"/>
                                 <w:rPr>
-                                  <w:rFonts w:ascii="华文细黑" w:eastAsia="华文细黑" w:hAnsi="华文细黑" w:cs="华文细黑" w:hint="eastAsia"/>
+                                  <w:rFonts w:ascii="华文细黑" w:eastAsia="华文细黑" w:hAnsi="华文细黑" w:cs="华文细黑"/>
                                   <w:sz w:val="36"/>
                                   <w:szCs w:val="44"/>
                                 </w:rPr>
@@ -94,7 +94,7 @@
                               <w:pPr>
                                 <w:ind w:firstLineChars="100" w:firstLine="360"/>
                                 <w:rPr>
-                                  <w:rFonts w:ascii="华文细黑" w:eastAsia="华文细黑" w:hAnsi="华文细黑" w:cs="华文细黑" w:hint="eastAsia"/>
+                                  <w:rFonts w:ascii="华文细黑" w:eastAsia="华文细黑" w:hAnsi="华文细黑" w:cs="华文细黑"/>
                                   <w:sz w:val="24"/>
                                   <w:szCs w:val="32"/>
                                 </w:rPr>
@@ -221,7 +221,6 @@
     <w:p/>
     <w:p>
       <w:pPr>
-        <w:ind w:firstLine="1441"/>
         <w:rPr>
           <w:rFonts w:ascii="华文细黑" w:eastAsia="华文细黑" w:hAnsi="华文细黑" w:cs="华文细黑" w:hint="eastAsia"/>
           <w:sz w:val="72"/>
@@ -231,9 +230,8 @@
     </w:p>
     <w:p>
       <w:pPr>
-        <w:ind w:firstLine="1121"/>
         <w:rPr>
-          <w:rFonts w:ascii="华文细黑" w:eastAsia="华文细黑" w:hAnsi="华文细黑" w:cs="华文细黑" w:hint="eastAsia"/>
+          <w:rFonts w:ascii="华文细黑" w:eastAsia="华文细黑" w:hAnsi="华文细黑" w:cs="华文细黑"/>
           <w:sz w:val="56"/>
           <w:szCs w:val="144"/>
         </w:rPr>
@@ -256,7 +254,7 @@
       <w:pPr>
         <w:ind w:firstLine="801"/>
         <w:rPr>
-          <w:rFonts w:ascii="华文细黑" w:eastAsia="华文细黑" w:hAnsi="华文细黑" w:cs="华文细黑" w:hint="eastAsia"/>
+          <w:rFonts w:ascii="华文细黑" w:eastAsia="华文细黑" w:hAnsi="华文细黑" w:cs="华文细黑"/>
           <w:sz w:val="40"/>
           <w:szCs w:val="48"/>
         </w:rPr>
@@ -266,7 +264,7 @@
       <w:pPr>
         <w:ind w:firstLine="801"/>
         <w:rPr>
-          <w:rFonts w:ascii="华文细黑" w:eastAsia="华文细黑" w:hAnsi="华文细黑" w:cs="华文细黑" w:hint="eastAsia"/>
+          <w:rFonts w:ascii="华文细黑" w:eastAsia="华文细黑" w:hAnsi="华文细黑" w:cs="华文细黑"/>
           <w:sz w:val="40"/>
           <w:szCs w:val="48"/>
         </w:rPr>
@@ -276,7 +274,7 @@
       <w:pPr>
         <w:ind w:firstLine="801"/>
         <w:rPr>
-          <w:rFonts w:ascii="华文细黑" w:eastAsia="华文细黑" w:hAnsi="华文细黑" w:cs="华文细黑" w:hint="eastAsia"/>
+          <w:rFonts w:ascii="华文细黑" w:eastAsia="华文细黑" w:hAnsi="华文细黑" w:cs="华文细黑"/>
           <w:sz w:val="40"/>
           <w:szCs w:val="48"/>
         </w:rPr>
@@ -286,7 +284,7 @@
       <w:pPr>
         <w:ind w:firstLine="801"/>
         <w:rPr>
-          <w:rFonts w:ascii="华文细黑" w:eastAsia="华文细黑" w:hAnsi="华文细黑" w:cs="华文细黑" w:hint="eastAsia"/>
+          <w:rFonts w:ascii="华文细黑" w:eastAsia="华文细黑" w:hAnsi="华文细黑" w:cs="华文细黑"/>
           <w:sz w:val="40"/>
           <w:szCs w:val="48"/>
         </w:rPr>
@@ -331,7 +329,7 @@
       <w:pPr>
         <w:ind w:firstLine="801"/>
         <w:rPr>
-          <w:rFonts w:ascii="华文细黑" w:eastAsia="华文细黑" w:hAnsi="华文细黑" w:cs="华文细黑" w:hint="eastAsia"/>
+          <w:rFonts w:ascii="华文细黑" w:eastAsia="华文细黑" w:hAnsi="华文细黑" w:cs="华文细黑"/>
           <w:sz w:val="40"/>
           <w:szCs w:val="48"/>
           <w:u w:val="single"/>
@@ -377,7 +375,7 @@
       <w:pPr>
         <w:ind w:firstLine="801"/>
         <w:rPr>
-          <w:rFonts w:ascii="华文细黑" w:eastAsia="华文细黑" w:hAnsi="华文细黑" w:cs="华文细黑" w:hint="eastAsia"/>
+          <w:rFonts w:ascii="华文细黑" w:eastAsia="华文细黑" w:hAnsi="华文细黑" w:cs="华文细黑"/>
           <w:sz w:val="40"/>
           <w:szCs w:val="48"/>
           <w:u w:val="single"/>
@@ -423,7 +421,7 @@
       <w:pPr>
         <w:ind w:firstLine="801"/>
         <w:rPr>
-          <w:rFonts w:ascii="华文细黑" w:eastAsia="华文细黑" w:hAnsi="华文细黑" w:cs="华文细黑" w:hint="eastAsia"/>
+          <w:rFonts w:ascii="华文细黑" w:eastAsia="华文细黑" w:hAnsi="华文细黑" w:cs="华文细黑"/>
           <w:sz w:val="40"/>
           <w:szCs w:val="48"/>
         </w:rPr>
@@ -477,7 +475,7 @@
       <w:pPr>
         <w:ind w:firstLine="801"/>
         <w:rPr>
-          <w:rFonts w:ascii="华文细黑" w:eastAsia="华文细黑" w:hAnsi="华文细黑" w:cs="华文细黑" w:hint="eastAsia"/>
+          <w:rFonts w:ascii="华文细黑" w:eastAsia="华文细黑" w:hAnsi="华文细黑" w:cs="华文细黑"/>
           <w:sz w:val="40"/>
           <w:szCs w:val="48"/>
         </w:rPr>
@@ -488,7 +486,7 @@
         <w:ind w:firstLine="801"/>
         <w:jc w:val="center"/>
         <w:rPr>
-          <w:rFonts w:ascii="华文楷体" w:eastAsia="华文楷体" w:hAnsi="华文楷体" w:cs="华文楷体" w:hint="eastAsia"/>
+          <w:rFonts w:ascii="华文楷体" w:eastAsia="华文楷体" w:hAnsi="华文楷体" w:cs="华文楷体"/>
           <w:sz w:val="40"/>
           <w:szCs w:val="48"/>
         </w:rPr>
@@ -499,7 +497,7 @@
         <w:ind w:firstLine="721"/>
         <w:jc w:val="center"/>
         <w:rPr>
-          <w:rFonts w:ascii="华文楷体" w:eastAsia="华文楷体" w:hAnsi="华文楷体" w:cs="华文楷体" w:hint="eastAsia"/>
+          <w:rFonts w:ascii="华文楷体" w:eastAsia="华文楷体" w:hAnsi="华文楷体" w:cs="华文楷体"/>
           <w:sz w:val="36"/>
           <w:szCs w:val="44"/>
         </w:rPr>
@@ -518,7 +516,7 @@
         <w:ind w:firstLine="721"/>
         <w:jc w:val="center"/>
         <w:rPr>
-          <w:rFonts w:ascii="华文楷体" w:eastAsia="华文楷体" w:hAnsi="华文楷体" w:cs="华文楷体" w:hint="eastAsia"/>
+          <w:rFonts w:ascii="华文楷体" w:eastAsia="华文楷体" w:hAnsi="华文楷体" w:cs="华文楷体"/>
           <w:sz w:val="36"/>
           <w:szCs w:val="44"/>
         </w:rPr>
@@ -553,7 +551,7 @@
         <w:ind w:firstLine="721"/>
         <w:jc w:val="center"/>
         <w:rPr>
-          <w:rFonts w:ascii="华文楷体" w:eastAsia="华文楷体" w:hAnsi="华文楷体" w:cs="华文楷体" w:hint="eastAsia"/>
+          <w:rFonts w:ascii="华文楷体" w:eastAsia="华文楷体" w:hAnsi="华文楷体" w:cs="华文楷体"/>
           <w:sz w:val="36"/>
           <w:szCs w:val="44"/>
         </w:rPr>
@@ -564,7 +562,7 @@
         <w:ind w:firstLine="881"/>
         <w:jc w:val="center"/>
         <w:rPr>
-          <w:rFonts w:ascii="华文楷体" w:eastAsia="华文楷体" w:hAnsi="华文楷体" w:cs="华文楷体" w:hint="eastAsia"/>
+          <w:rFonts w:ascii="华文楷体" w:eastAsia="华文楷体" w:hAnsi="华文楷体" w:cs="华文楷体"/>
           <w:sz w:val="44"/>
           <w:szCs w:val="52"/>
         </w:rPr>
@@ -577,6 +575,7 @@
           <w:sz w:val="44"/>
           <w:szCs w:val="52"/>
         </w:rPr>
+        <w:lastRenderedPageBreak/>
         <w:t>实 验 报 告 册</w:t>
       </w:r>
     </w:p>
@@ -607,7 +606,7 @@
               <w:ind w:firstLine="641"/>
               <w:jc w:val="center"/>
               <w:rPr>
-                <w:rFonts w:ascii="华文楷体" w:eastAsia="华文楷体" w:hAnsi="华文楷体" w:cs="华文楷体" w:hint="eastAsia"/>
+                <w:rFonts w:ascii="华文楷体" w:eastAsia="华文楷体" w:hAnsi="华文楷体" w:cs="华文楷体"/>
                 <w:sz w:val="40"/>
                 <w:szCs w:val="48"/>
               </w:rPr>
@@ -630,7 +629,7 @@
             <w:pPr>
               <w:ind w:firstLine="641"/>
               <w:rPr>
-                <w:rFonts w:ascii="华文楷体" w:eastAsia="华文楷体" w:hAnsi="华文楷体" w:cs="华文楷体" w:hint="eastAsia"/>
+                <w:rFonts w:ascii="华文楷体" w:eastAsia="华文楷体" w:hAnsi="华文楷体" w:cs="华文楷体"/>
                 <w:sz w:val="40"/>
                 <w:szCs w:val="48"/>
               </w:rPr>
@@ -684,17 +683,17 @@
             <w:pPr>
               <w:ind w:firstLine="641"/>
               <w:rPr>
+                <w:rFonts w:ascii="华文楷体" w:eastAsia="华文楷体" w:hAnsi="华文楷体" w:cs="华文楷体"/>
+                <w:sz w:val="32"/>
+                <w:szCs w:val="40"/>
+              </w:rPr>
+            </w:pPr>
+            <w:r>
+              <w:rPr>
                 <w:rFonts w:ascii="华文楷体" w:eastAsia="华文楷体" w:hAnsi="华文楷体" w:cs="华文楷体" w:hint="eastAsia"/>
                 <w:sz w:val="32"/>
                 <w:szCs w:val="40"/>
               </w:rPr>
-            </w:pPr>
-            <w:r>
-              <w:rPr>
-                <w:rFonts w:ascii="华文楷体" w:eastAsia="华文楷体" w:hAnsi="华文楷体" w:cs="华文楷体" w:hint="eastAsia"/>
-                <w:sz w:val="32"/>
-                <w:szCs w:val="40"/>
-              </w:rPr>
               <w:t>实 验</w:t>
             </w:r>
           </w:p>
@@ -702,7 +701,7 @@
             <w:pPr>
               <w:ind w:firstLine="641"/>
               <w:rPr>
-                <w:rFonts w:ascii="华文楷体" w:eastAsia="华文楷体" w:hAnsi="华文楷体" w:cs="华文楷体" w:hint="eastAsia"/>
+                <w:rFonts w:ascii="华文楷体" w:eastAsia="华文楷体" w:hAnsi="华文楷体" w:cs="华文楷体"/>
                 <w:b/>
                 <w:bCs/>
                 <w:sz w:val="28"/>
@@ -728,7 +727,7 @@
             <w:pPr>
               <w:ind w:firstLine="560"/>
               <w:rPr>
-                <w:rFonts w:ascii="华文楷体" w:eastAsia="华文楷体" w:hAnsi="华文楷体" w:cs="华文楷体" w:hint="eastAsia"/>
+                <w:rFonts w:ascii="华文楷体" w:eastAsia="华文楷体" w:hAnsi="华文楷体" w:cs="华文楷体"/>
                 <w:b/>
                 <w:bCs/>
                 <w:sz w:val="28"/>
@@ -751,7 +750,7 @@
               <w:ind w:firstLine="641"/>
               <w:jc w:val="center"/>
               <w:rPr>
-                <w:rFonts w:ascii="华文楷体" w:eastAsia="华文楷体" w:hAnsi="华文楷体" w:cs="华文楷体" w:hint="eastAsia"/>
+                <w:rFonts w:ascii="华文楷体" w:eastAsia="华文楷体" w:hAnsi="华文楷体" w:cs="华文楷体"/>
                 <w:sz w:val="40"/>
                 <w:szCs w:val="48"/>
               </w:rPr>
@@ -773,7 +772,7 @@
           <w:p>
             <w:pPr>
               <w:rPr>
-                <w:rFonts w:ascii="华文楷体" w:eastAsia="华文楷体" w:hAnsi="华文楷体" w:cs="华文楷体" w:hint="eastAsia"/>
+                <w:rFonts w:ascii="华文楷体" w:eastAsia="华文楷体" w:hAnsi="华文楷体" w:cs="华文楷体"/>
                 <w:sz w:val="40"/>
                 <w:szCs w:val="48"/>
               </w:rPr>
@@ -909,7 +908,7 @@
             <w:pPr>
               <w:ind w:firstLineChars="100" w:firstLine="280"/>
               <w:rPr>
-                <w:rFonts w:ascii="华文楷体" w:eastAsia="华文楷体" w:hAnsi="华文楷体" w:cs="华文楷体" w:hint="eastAsia"/>
+                <w:rFonts w:ascii="华文楷体" w:eastAsia="华文楷体" w:hAnsi="华文楷体" w:cs="华文楷体"/>
                 <w:b/>
                 <w:bCs/>
                 <w:sz w:val="28"/>
@@ -927,7 +926,7 @@
             <w:pPr>
               <w:ind w:firstLineChars="100" w:firstLine="280"/>
               <w:rPr>
-                <w:rFonts w:ascii="华文楷体" w:eastAsia="华文楷体" w:hAnsi="华文楷体" w:cs="华文楷体" w:hint="eastAsia"/>
+                <w:rFonts w:ascii="华文楷体" w:eastAsia="华文楷体" w:hAnsi="华文楷体" w:cs="华文楷体"/>
                 <w:b/>
                 <w:bCs/>
                 <w:sz w:val="28"/>
@@ -955,7 +954,7 @@
               <w:ind w:firstLine="561"/>
               <w:jc w:val="center"/>
               <w:rPr>
-                <w:rFonts w:ascii="华文楷体" w:eastAsia="华文楷体" w:hAnsi="华文楷体" w:cs="华文楷体" w:hint="eastAsia"/>
+                <w:rFonts w:ascii="华文楷体" w:eastAsia="华文楷体" w:hAnsi="华文楷体" w:cs="华文楷体"/>
                 <w:sz w:val="24"/>
                 <w:szCs w:val="32"/>
               </w:rPr>
@@ -1107,7 +1106,7 @@
               <w:ind w:firstLine="560"/>
               <w:jc w:val="left"/>
               <w:rPr>
-                <w:rFonts w:ascii="华文仿宋" w:eastAsia="华文仿宋" w:hAnsi="华文仿宋" w:cs="华文仿宋" w:hint="eastAsia"/>
+                <w:rFonts w:ascii="华文仿宋" w:eastAsia="华文仿宋" w:hAnsi="华文仿宋" w:cs="华文仿宋"/>
                 <w:b/>
                 <w:bCs/>
                 <w:sz w:val="28"/>
@@ -1124,7 +1123,7 @@
               <w:ind w:firstLine="561"/>
               <w:jc w:val="left"/>
               <w:rPr>
-                <w:rFonts w:ascii="华文仿宋" w:eastAsia="华文仿宋" w:hAnsi="华文仿宋" w:cs="华文仿宋" w:hint="eastAsia"/>
+                <w:rFonts w:ascii="华文仿宋" w:eastAsia="华文仿宋" w:hAnsi="华文仿宋" w:cs="华文仿宋"/>
                 <w:b/>
                 <w:bCs/>
                 <w:sz w:val="28"/>
@@ -1221,16 +1220,7 @@
                 <w:sz w:val="28"/>
                 <w:szCs w:val="36"/>
               </w:rPr>
-              <w:t xml:space="preserve"> 华为 eNSP (Enterprise Network Simulation Platform) 网络设备</w:t>
-            </w:r>
-            <w:r>
-              <w:rPr>
-                <w:rFonts w:ascii="华文仿宋" w:eastAsia="华文仿宋" w:hAnsi="华文仿宋" w:cs="华文楷体"/>
-                <w:sz w:val="28"/>
-                <w:szCs w:val="36"/>
-              </w:rPr>
-              <w:lastRenderedPageBreak/>
-              <w:t>仿真平台 。</w:t>
+              <w:t xml:space="preserve"> 华为 eNSP (Enterprise Network Simulation Platform) 网络设备仿真平台 。</w:t>
             </w:r>
           </w:p>
           <w:p>
@@ -1238,17 +1228,18 @@
               <w:ind w:firstLine="561"/>
               <w:jc w:val="left"/>
               <w:rPr>
-                <w:rFonts w:ascii="华文仿宋" w:eastAsia="华文仿宋" w:hAnsi="华文仿宋" w:cs="华文楷体" w:hint="eastAsia"/>
-                <w:sz w:val="28"/>
-                <w:szCs w:val="36"/>
-              </w:rPr>
-            </w:pPr>
-            <w:r>
-              <w:rPr>
                 <w:rFonts w:ascii="华文仿宋" w:eastAsia="华文仿宋" w:hAnsi="华文仿宋" w:cs="华文楷体"/>
                 <w:sz w:val="28"/>
                 <w:szCs w:val="36"/>
               </w:rPr>
+            </w:pPr>
+            <w:r>
+              <w:rPr>
+                <w:rFonts w:ascii="华文仿宋" w:eastAsia="华文仿宋" w:hAnsi="华文仿宋" w:cs="华文楷体"/>
+                <w:sz w:val="28"/>
+                <w:szCs w:val="36"/>
+              </w:rPr>
+              <w:lastRenderedPageBreak/>
               <w:t xml:space="preserve">  </w:t>
             </w:r>
             <w:r>
@@ -1275,7 +1266,7 @@
               <w:ind w:firstLine="560"/>
               <w:jc w:val="left"/>
               <w:rPr>
-                <w:rFonts w:ascii="华文仿宋" w:eastAsia="华文仿宋" w:hAnsi="华文仿宋" w:cs="华文仿宋" w:hint="eastAsia"/>
+                <w:rFonts w:ascii="华文仿宋" w:eastAsia="华文仿宋" w:hAnsi="华文仿宋" w:cs="华文仿宋"/>
                 <w:b/>
                 <w:bCs/>
                 <w:sz w:val="28"/>
@@ -1292,7 +1283,7 @@
               <w:ind w:firstLine="561"/>
               <w:jc w:val="left"/>
               <w:rPr>
-                <w:rFonts w:ascii="华文仿宋" w:eastAsia="华文仿宋" w:hAnsi="华文仿宋" w:cs="华文仿宋" w:hint="eastAsia"/>
+                <w:rFonts w:ascii="华文仿宋" w:eastAsia="华文仿宋" w:hAnsi="华文仿宋" w:cs="华文仿宋"/>
                 <w:b/>
                 <w:bCs/>
                 <w:sz w:val="28"/>
@@ -1502,7 +1493,7 @@
             <w:pPr>
               <w:ind w:firstLine="561"/>
               <w:rPr>
-                <w:rFonts w:ascii="华文仿宋" w:eastAsia="华文仿宋" w:hAnsi="华文仿宋" w:cs="华文楷体" w:hint="eastAsia"/>
+                <w:rFonts w:ascii="华文仿宋" w:eastAsia="华文仿宋" w:hAnsi="华文仿宋" w:cs="华文楷体"/>
                 <w:sz w:val="28"/>
                 <w:szCs w:val="28"/>
               </w:rPr>
@@ -1528,7 +1519,7 @@
               <w:ind w:firstLine="561"/>
               <w:jc w:val="left"/>
               <w:rPr>
-                <w:rFonts w:ascii="华文楷体" w:eastAsia="华文楷体" w:hAnsi="华文楷体" w:cs="华文楷体" w:hint="eastAsia"/>
+                <w:rFonts w:ascii="华文楷体" w:eastAsia="华文楷体" w:hAnsi="华文楷体" w:cs="华文楷体"/>
                 <w:sz w:val="28"/>
                 <w:szCs w:val="36"/>
               </w:rPr>
@@ -1578,7 +1569,7 @@
               <w:pStyle w:val="2"/>
               <w:ind w:firstLine="560"/>
               <w:rPr>
-                <w:rFonts w:ascii="华文仿宋" w:eastAsia="华文仿宋" w:hAnsi="华文仿宋" w:cs="华文仿宋" w:hint="eastAsia"/>
+                <w:rFonts w:ascii="华文仿宋" w:eastAsia="华文仿宋" w:hAnsi="华文仿宋" w:cs="华文仿宋"/>
                 <w:bCs/>
                 <w:szCs w:val="36"/>
               </w:rPr>
@@ -1600,13 +1591,23 @@
               </w:numPr>
               <w:ind w:firstLine="561"/>
               <w:rPr>
+                <w:rFonts w:ascii="华文仿宋" w:eastAsia="华文仿宋" w:hAnsi="华文仿宋" w:cs="华文仿宋"/>
+                <w:b/>
+                <w:bCs/>
+                <w:sz w:val="28"/>
+                <w:szCs w:val="36"/>
+              </w:rPr>
+            </w:pPr>
+            <w:r>
+              <w:rPr>
                 <w:rFonts w:ascii="华文仿宋" w:eastAsia="华文仿宋" w:hAnsi="华文仿宋" w:cs="华文仿宋" w:hint="eastAsia"/>
                 <w:b/>
                 <w:bCs/>
                 <w:sz w:val="28"/>
                 <w:szCs w:val="36"/>
               </w:rPr>
-            </w:pPr>
+              <w:t>将LSW1交换机更名为SW1，查看其当前配置。</w:t>
+            </w:r>
             <w:r>
               <w:rPr>
                 <w:rFonts w:ascii="华文仿宋" w:eastAsia="华文仿宋" w:hAnsi="华文仿宋" w:cs="华文仿宋" w:hint="eastAsia"/>
@@ -1615,7 +1616,17 @@
                 <w:sz w:val="28"/>
                 <w:szCs w:val="36"/>
               </w:rPr>
-              <w:t>将LSW1交换机更名为SW1，查看其当前配置。</w:t>
+              <w:t>截图给出PC</w:t>
+            </w:r>
+            <w:r>
+              <w:rPr>
+                <w:rFonts w:ascii="华文仿宋" w:eastAsia="华文仿宋" w:hAnsi="华文仿宋" w:cs="华文仿宋"/>
+                <w:b/>
+                <w:bCs/>
+                <w:sz w:val="28"/>
+                <w:szCs w:val="36"/>
+              </w:rPr>
+              <w:t>1</w:t>
             </w:r>
             <w:r>
               <w:rPr>
@@ -1625,17 +1636,17 @@
                 <w:sz w:val="28"/>
                 <w:szCs w:val="36"/>
               </w:rPr>
-              <w:t>截图给出PC</w:t>
-            </w:r>
-            <w:r>
-              <w:rPr>
-                <w:rFonts w:ascii="华文仿宋" w:eastAsia="华文仿宋" w:hAnsi="华文仿宋" w:cs="华文仿宋"/>
-                <w:b/>
-                <w:bCs/>
-                <w:sz w:val="28"/>
-                <w:szCs w:val="36"/>
-              </w:rPr>
-              <w:t>1</w:t>
+              <w:t>、PC</w:t>
+            </w:r>
+            <w:r>
+              <w:rPr>
+                <w:rFonts w:ascii="华文仿宋" w:eastAsia="华文仿宋" w:hAnsi="华文仿宋" w:cs="华文仿宋"/>
+                <w:b/>
+                <w:bCs/>
+                <w:sz w:val="28"/>
+                <w:szCs w:val="36"/>
+              </w:rPr>
+              <w:t>4</w:t>
             </w:r>
             <w:r>
               <w:rPr>
@@ -1645,33 +1656,13 @@
                 <w:sz w:val="28"/>
                 <w:szCs w:val="36"/>
               </w:rPr>
-              <w:t>、PC</w:t>
-            </w:r>
-            <w:r>
-              <w:rPr>
-                <w:rFonts w:ascii="华文仿宋" w:eastAsia="华文仿宋" w:hAnsi="华文仿宋" w:cs="华文仿宋"/>
-                <w:b/>
-                <w:bCs/>
-                <w:sz w:val="28"/>
-                <w:szCs w:val="36"/>
-              </w:rPr>
-              <w:t>4</w:t>
-            </w:r>
-            <w:r>
-              <w:rPr>
-                <w:rFonts w:ascii="华文仿宋" w:eastAsia="华文仿宋" w:hAnsi="华文仿宋" w:cs="华文仿宋" w:hint="eastAsia"/>
-                <w:b/>
-                <w:bCs/>
-                <w:sz w:val="28"/>
-                <w:szCs w:val="36"/>
-              </w:rPr>
               <w:t>的IP地址及子网掩码信息。</w:t>
             </w:r>
           </w:p>
           <w:p>
             <w:pPr>
               <w:rPr>
-                <w:rFonts w:ascii="华文仿宋" w:eastAsia="华文仿宋" w:hAnsi="华文仿宋" w:cs="华文仿宋" w:hint="eastAsia"/>
+                <w:rFonts w:ascii="华文仿宋" w:eastAsia="华文仿宋" w:hAnsi="华文仿宋" w:cs="华文仿宋"/>
                 <w:b/>
                 <w:bCs/>
                 <w:sz w:val="28"/>
@@ -1699,7 +1690,7 @@
                           <pic:cNvPicPr/>
                         </pic:nvPicPr>
                         <pic:blipFill>
-                          <a:blip r:embed="rId6"/>
+                          <a:blip r:embed="rId8"/>
                           <a:stretch>
                             <a:fillRect/>
                           </a:stretch>
@@ -1723,7 +1714,7 @@
           <w:p>
             <w:pPr>
               <w:rPr>
-                <w:rFonts w:ascii="华文仿宋" w:eastAsia="华文仿宋" w:hAnsi="华文仿宋" w:cs="华文仿宋" w:hint="eastAsia"/>
+                <w:rFonts w:ascii="华文仿宋" w:eastAsia="华文仿宋" w:hAnsi="华文仿宋" w:cs="华文仿宋"/>
                 <w:b/>
                 <w:bCs/>
                 <w:sz w:val="28"/>
@@ -1750,7 +1741,7 @@
                           <pic:cNvPicPr/>
                         </pic:nvPicPr>
                         <pic:blipFill>
-                          <a:blip r:embed="rId7"/>
+                          <a:blip r:embed="rId9"/>
                           <a:stretch>
                             <a:fillRect/>
                           </a:stretch>
@@ -1774,7 +1765,7 @@
           <w:p>
             <w:pPr>
               <w:rPr>
-                <w:rFonts w:ascii="华文仿宋" w:eastAsia="华文仿宋" w:hAnsi="华文仿宋" w:cs="华文仿宋" w:hint="eastAsia"/>
+                <w:rFonts w:ascii="华文仿宋" w:eastAsia="华文仿宋" w:hAnsi="华文仿宋" w:cs="华文仿宋"/>
                 <w:b/>
                 <w:bCs/>
                 <w:sz w:val="28"/>
@@ -1802,7 +1793,7 @@
                           <pic:cNvPicPr/>
                         </pic:nvPicPr>
                         <pic:blipFill>
-                          <a:blip r:embed="rId8"/>
+                          <a:blip r:embed="rId10"/>
                           <a:stretch>
                             <a:fillRect/>
                           </a:stretch>
@@ -1827,7 +1818,7 @@
             <w:pPr>
               <w:ind w:firstLine="560"/>
               <w:rPr>
-                <w:rFonts w:ascii="华文仿宋" w:eastAsia="华文仿宋" w:hAnsi="华文仿宋" w:cs="华文仿宋" w:hint="eastAsia"/>
+                <w:rFonts w:ascii="华文仿宋" w:eastAsia="华文仿宋" w:hAnsi="华文仿宋" w:cs="华文仿宋"/>
                 <w:b/>
                 <w:bCs/>
                 <w:sz w:val="28"/>
@@ -1843,13 +1834,23 @@
               </w:numPr>
               <w:ind w:firstLine="561"/>
               <w:rPr>
+                <w:rFonts w:ascii="华文仿宋" w:eastAsia="华文仿宋" w:hAnsi="华文仿宋" w:cs="华文仿宋"/>
+                <w:b/>
+                <w:bCs/>
+                <w:sz w:val="28"/>
+                <w:szCs w:val="36"/>
+              </w:rPr>
+            </w:pPr>
+            <w:r>
+              <w:rPr>
                 <w:rFonts w:ascii="华文仿宋" w:eastAsia="华文仿宋" w:hAnsi="华文仿宋" w:cs="华文仿宋" w:hint="eastAsia"/>
                 <w:b/>
                 <w:bCs/>
                 <w:sz w:val="28"/>
                 <w:szCs w:val="36"/>
               </w:rPr>
-            </w:pPr>
+              <w:t>连通性测试</w:t>
+            </w:r>
             <w:r>
               <w:rPr>
                 <w:rFonts w:ascii="华文仿宋" w:eastAsia="华文仿宋" w:hAnsi="华文仿宋" w:cs="华文仿宋" w:hint="eastAsia"/>
@@ -1858,23 +1859,13 @@
                 <w:sz w:val="28"/>
                 <w:szCs w:val="36"/>
               </w:rPr>
-              <w:t>连通性测试</w:t>
-            </w:r>
-            <w:r>
-              <w:rPr>
-                <w:rFonts w:ascii="华文仿宋" w:eastAsia="华文仿宋" w:hAnsi="华文仿宋" w:cs="华文仿宋" w:hint="eastAsia"/>
-                <w:b/>
-                <w:bCs/>
-                <w:sz w:val="28"/>
-                <w:szCs w:val="36"/>
-              </w:rPr>
               <w:t>，并使用wireshark抓包，给出截图信息（给出一个ping命令的wireshark即可）。</w:t>
             </w:r>
           </w:p>
           <w:p>
             <w:pPr>
               <w:rPr>
-                <w:rFonts w:ascii="华文仿宋" w:eastAsia="华文仿宋" w:hAnsi="华文仿宋" w:cs="华文仿宋" w:hint="eastAsia"/>
+                <w:rFonts w:ascii="华文仿宋" w:eastAsia="华文仿宋" w:hAnsi="华文仿宋" w:cs="华文仿宋"/>
                 <w:b/>
                 <w:bCs/>
                 <w:sz w:val="28"/>
@@ -1901,7 +1892,7 @@
                           <pic:cNvPicPr/>
                         </pic:nvPicPr>
                         <pic:blipFill>
-                          <a:blip r:embed="rId9"/>
+                          <a:blip r:embed="rId11"/>
                           <a:stretch>
                             <a:fillRect/>
                           </a:stretch>
@@ -1946,7 +1937,7 @@
                   <w:pPr>
                     <w:ind w:firstLine="561"/>
                     <w:rPr>
-                      <w:rFonts w:ascii="华文仿宋" w:eastAsia="华文仿宋" w:hAnsi="华文仿宋" w:cs="华文仿宋" w:hint="eastAsia"/>
+                      <w:rFonts w:ascii="华文仿宋" w:eastAsia="华文仿宋" w:hAnsi="华文仿宋" w:cs="华文仿宋"/>
                       <w:b/>
                       <w:bCs/>
                       <w:sz w:val="28"/>
@@ -1974,7 +1965,7 @@
                   <w:pPr>
                     <w:ind w:firstLine="561"/>
                     <w:rPr>
-                      <w:rFonts w:ascii="华文仿宋" w:eastAsia="华文仿宋" w:hAnsi="华文仿宋" w:cs="华文仿宋" w:hint="eastAsia"/>
+                      <w:rFonts w:ascii="华文仿宋" w:eastAsia="华文仿宋" w:hAnsi="华文仿宋" w:cs="华文仿宋"/>
                       <w:b/>
                       <w:bCs/>
                       <w:sz w:val="28"/>
@@ -2001,7 +1992,7 @@
                   <w:pPr>
                     <w:ind w:firstLine="561"/>
                     <w:rPr>
-                      <w:rFonts w:ascii="华文仿宋" w:eastAsia="华文仿宋" w:hAnsi="华文仿宋" w:cs="华文仿宋" w:hint="eastAsia"/>
+                      <w:rFonts w:ascii="华文仿宋" w:eastAsia="华文仿宋" w:hAnsi="华文仿宋" w:cs="华文仿宋"/>
                       <w:b/>
                       <w:bCs/>
                       <w:sz w:val="28"/>
@@ -2028,7 +2019,7 @@
                   <w:pPr>
                     <w:ind w:firstLine="561"/>
                     <w:rPr>
-                      <w:rFonts w:ascii="华文仿宋" w:eastAsia="华文仿宋" w:hAnsi="华文仿宋" w:cs="华文仿宋" w:hint="eastAsia"/>
+                      <w:rFonts w:ascii="华文仿宋" w:eastAsia="华文仿宋" w:hAnsi="华文仿宋" w:cs="华文仿宋"/>
                       <w:b/>
                       <w:bCs/>
                       <w:sz w:val="28"/>
@@ -2055,7 +2046,7 @@
                   <w:pPr>
                     <w:ind w:firstLine="561"/>
                     <w:rPr>
-                      <w:rFonts w:ascii="华文仿宋" w:eastAsia="华文仿宋" w:hAnsi="华文仿宋" w:cs="华文仿宋" w:hint="eastAsia"/>
+                      <w:rFonts w:ascii="华文仿宋" w:eastAsia="华文仿宋" w:hAnsi="华文仿宋" w:cs="华文仿宋"/>
                       <w:b/>
                       <w:bCs/>
                       <w:sz w:val="28"/>
@@ -2082,7 +2073,7 @@
                   <w:pPr>
                     <w:ind w:firstLine="561"/>
                     <w:rPr>
-                      <w:rFonts w:ascii="华文仿宋" w:eastAsia="华文仿宋" w:hAnsi="华文仿宋" w:cs="华文仿宋" w:hint="eastAsia"/>
+                      <w:rFonts w:ascii="华文仿宋" w:eastAsia="华文仿宋" w:hAnsi="华文仿宋" w:cs="华文仿宋"/>
                       <w:b/>
                       <w:bCs/>
                       <w:sz w:val="28"/>
@@ -2111,7 +2102,7 @@
                   <w:pPr>
                     <w:ind w:firstLine="561"/>
                     <w:rPr>
-                      <w:rFonts w:ascii="华文仿宋" w:eastAsia="华文仿宋" w:hAnsi="华文仿宋" w:cs="华文仿宋" w:hint="eastAsia"/>
+                      <w:rFonts w:ascii="华文仿宋" w:eastAsia="华文仿宋" w:hAnsi="华文仿宋" w:cs="华文仿宋"/>
                       <w:b/>
                       <w:bCs/>
                       <w:sz w:val="28"/>
@@ -2138,7 +2129,7 @@
                   <w:pPr>
                     <w:ind w:firstLine="561"/>
                     <w:rPr>
-                      <w:rFonts w:ascii="华文仿宋" w:eastAsia="华文仿宋" w:hAnsi="华文仿宋" w:cs="华文仿宋" w:hint="eastAsia"/>
+                      <w:rFonts w:ascii="华文仿宋" w:eastAsia="华文仿宋" w:hAnsi="华文仿宋" w:cs="华文仿宋"/>
                       <w:b/>
                       <w:bCs/>
                       <w:sz w:val="28"/>
@@ -2165,7 +2156,7 @@
                   <w:pPr>
                     <w:ind w:firstLine="561"/>
                     <w:rPr>
-                      <w:rFonts w:ascii="华文仿宋" w:eastAsia="华文仿宋" w:hAnsi="华文仿宋" w:cs="华文仿宋" w:hint="eastAsia"/>
+                      <w:rFonts w:ascii="华文仿宋" w:eastAsia="华文仿宋" w:hAnsi="华文仿宋" w:cs="华文仿宋"/>
                       <w:b/>
                       <w:bCs/>
                       <w:sz w:val="28"/>
@@ -2192,7 +2183,7 @@
                   <w:pPr>
                     <w:ind w:firstLine="561"/>
                     <w:rPr>
-                      <w:rFonts w:ascii="华文仿宋" w:eastAsia="华文仿宋" w:hAnsi="华文仿宋" w:cs="华文仿宋" w:hint="eastAsia"/>
+                      <w:rFonts w:ascii="华文仿宋" w:eastAsia="华文仿宋" w:hAnsi="华文仿宋" w:cs="华文仿宋"/>
                       <w:b/>
                       <w:bCs/>
                       <w:sz w:val="28"/>
@@ -2219,7 +2210,7 @@
                   <w:pPr>
                     <w:ind w:firstLine="561"/>
                     <w:rPr>
-                      <w:rFonts w:ascii="华文仿宋" w:eastAsia="华文仿宋" w:hAnsi="华文仿宋" w:cs="华文仿宋" w:hint="eastAsia"/>
+                      <w:rFonts w:ascii="华文仿宋" w:eastAsia="华文仿宋" w:hAnsi="华文仿宋" w:cs="华文仿宋"/>
                       <w:b/>
                       <w:bCs/>
                       <w:sz w:val="28"/>
@@ -2246,7 +2237,7 @@
                   <w:pPr>
                     <w:ind w:firstLine="560"/>
                     <w:rPr>
-                      <w:rFonts w:ascii="华文仿宋" w:eastAsia="华文仿宋" w:hAnsi="华文仿宋" w:cs="华文仿宋" w:hint="eastAsia"/>
+                      <w:rFonts w:ascii="华文仿宋" w:eastAsia="华文仿宋" w:hAnsi="华文仿宋" w:cs="华文仿宋"/>
                       <w:b/>
                       <w:bCs/>
                       <w:sz w:val="28"/>
@@ -2275,7 +2266,7 @@
                   <w:pPr>
                     <w:ind w:firstLine="561"/>
                     <w:rPr>
-                      <w:rFonts w:ascii="华文仿宋" w:eastAsia="华文仿宋" w:hAnsi="华文仿宋" w:cs="华文仿宋" w:hint="eastAsia"/>
+                      <w:rFonts w:ascii="华文仿宋" w:eastAsia="华文仿宋" w:hAnsi="华文仿宋" w:cs="华文仿宋"/>
                       <w:b/>
                       <w:bCs/>
                       <w:sz w:val="28"/>
@@ -2302,7 +2293,7 @@
                   <w:pPr>
                     <w:ind w:firstLine="561"/>
                     <w:rPr>
-                      <w:rFonts w:ascii="华文仿宋" w:eastAsia="华文仿宋" w:hAnsi="华文仿宋" w:cs="华文仿宋" w:hint="eastAsia"/>
+                      <w:rFonts w:ascii="华文仿宋" w:eastAsia="华文仿宋" w:hAnsi="华文仿宋" w:cs="华文仿宋"/>
                       <w:b/>
                       <w:bCs/>
                       <w:sz w:val="28"/>
@@ -2329,7 +2320,7 @@
                   <w:pPr>
                     <w:ind w:firstLine="561"/>
                     <w:rPr>
-                      <w:rFonts w:ascii="华文仿宋" w:eastAsia="华文仿宋" w:hAnsi="华文仿宋" w:cs="华文仿宋" w:hint="eastAsia"/>
+                      <w:rFonts w:ascii="华文仿宋" w:eastAsia="华文仿宋" w:hAnsi="华文仿宋" w:cs="华文仿宋"/>
                       <w:b/>
                       <w:bCs/>
                       <w:sz w:val="28"/>
@@ -2356,7 +2347,7 @@
                   <w:pPr>
                     <w:ind w:firstLine="561"/>
                     <w:rPr>
-                      <w:rFonts w:ascii="华文仿宋" w:eastAsia="华文仿宋" w:hAnsi="华文仿宋" w:cs="华文仿宋" w:hint="eastAsia"/>
+                      <w:rFonts w:ascii="华文仿宋" w:eastAsia="华文仿宋" w:hAnsi="华文仿宋" w:cs="华文仿宋"/>
                       <w:b/>
                       <w:bCs/>
                       <w:sz w:val="28"/>
@@ -2383,7 +2374,7 @@
                   <w:pPr>
                     <w:ind w:firstLine="561"/>
                     <w:rPr>
-                      <w:rFonts w:ascii="华文仿宋" w:eastAsia="华文仿宋" w:hAnsi="华文仿宋" w:cs="华文仿宋" w:hint="eastAsia"/>
+                      <w:rFonts w:ascii="华文仿宋" w:eastAsia="华文仿宋" w:hAnsi="华文仿宋" w:cs="华文仿宋"/>
                       <w:b/>
                       <w:bCs/>
                       <w:sz w:val="28"/>
@@ -2410,7 +2401,7 @@
                   <w:pPr>
                     <w:ind w:firstLine="560"/>
                     <w:rPr>
-                      <w:rFonts w:ascii="华文仿宋" w:eastAsia="华文仿宋" w:hAnsi="华文仿宋" w:cs="华文仿宋" w:hint="eastAsia"/>
+                      <w:rFonts w:ascii="华文仿宋" w:eastAsia="华文仿宋" w:hAnsi="华文仿宋" w:cs="华文仿宋"/>
                       <w:b/>
                       <w:bCs/>
                       <w:sz w:val="28"/>
@@ -2439,7 +2430,7 @@
                   <w:pPr>
                     <w:ind w:firstLine="561"/>
                     <w:rPr>
-                      <w:rFonts w:ascii="华文仿宋" w:eastAsia="华文仿宋" w:hAnsi="华文仿宋" w:cs="华文仿宋" w:hint="eastAsia"/>
+                      <w:rFonts w:ascii="华文仿宋" w:eastAsia="华文仿宋" w:hAnsi="华文仿宋" w:cs="华文仿宋"/>
                       <w:b/>
                       <w:bCs/>
                       <w:sz w:val="28"/>
@@ -2466,7 +2457,7 @@
                   <w:pPr>
                     <w:ind w:firstLine="561"/>
                     <w:rPr>
-                      <w:rFonts w:ascii="华文仿宋" w:eastAsia="华文仿宋" w:hAnsi="华文仿宋" w:cs="华文仿宋" w:hint="eastAsia"/>
+                      <w:rFonts w:ascii="华文仿宋" w:eastAsia="华文仿宋" w:hAnsi="华文仿宋" w:cs="华文仿宋"/>
                       <w:b/>
                       <w:bCs/>
                       <w:sz w:val="28"/>
@@ -2493,7 +2484,7 @@
                   <w:pPr>
                     <w:ind w:firstLine="561"/>
                     <w:rPr>
-                      <w:rFonts w:ascii="华文仿宋" w:eastAsia="华文仿宋" w:hAnsi="华文仿宋" w:cs="华文仿宋" w:hint="eastAsia"/>
+                      <w:rFonts w:ascii="华文仿宋" w:eastAsia="华文仿宋" w:hAnsi="华文仿宋" w:cs="华文仿宋"/>
                       <w:b/>
                       <w:bCs/>
                       <w:sz w:val="28"/>
@@ -2520,7 +2511,7 @@
                   <w:pPr>
                     <w:ind w:firstLine="561"/>
                     <w:rPr>
-                      <w:rFonts w:ascii="华文仿宋" w:eastAsia="华文仿宋" w:hAnsi="华文仿宋" w:cs="华文仿宋" w:hint="eastAsia"/>
+                      <w:rFonts w:ascii="华文仿宋" w:eastAsia="华文仿宋" w:hAnsi="华文仿宋" w:cs="华文仿宋"/>
                       <w:b/>
                       <w:bCs/>
                       <w:sz w:val="28"/>
@@ -2547,7 +2538,7 @@
                   <w:pPr>
                     <w:ind w:firstLine="561"/>
                     <w:rPr>
-                      <w:rFonts w:ascii="华文仿宋" w:eastAsia="华文仿宋" w:hAnsi="华文仿宋" w:cs="华文仿宋" w:hint="eastAsia"/>
+                      <w:rFonts w:ascii="华文仿宋" w:eastAsia="华文仿宋" w:hAnsi="华文仿宋" w:cs="华文仿宋"/>
                       <w:b/>
                       <w:bCs/>
                       <w:sz w:val="28"/>
@@ -2574,7 +2565,7 @@
                   <w:pPr>
                     <w:ind w:firstLine="560"/>
                     <w:rPr>
-                      <w:rFonts w:ascii="华文仿宋" w:eastAsia="华文仿宋" w:hAnsi="华文仿宋" w:cs="华文仿宋" w:hint="eastAsia"/>
+                      <w:rFonts w:ascii="华文仿宋" w:eastAsia="华文仿宋" w:hAnsi="华文仿宋" w:cs="华文仿宋"/>
                       <w:b/>
                       <w:bCs/>
                       <w:sz w:val="28"/>
@@ -2603,7 +2594,7 @@
                   <w:pPr>
                     <w:ind w:firstLine="561"/>
                     <w:rPr>
-                      <w:rFonts w:ascii="华文仿宋" w:eastAsia="华文仿宋" w:hAnsi="华文仿宋" w:cs="华文仿宋" w:hint="eastAsia"/>
+                      <w:rFonts w:ascii="华文仿宋" w:eastAsia="华文仿宋" w:hAnsi="华文仿宋" w:cs="华文仿宋"/>
                       <w:b/>
                       <w:bCs/>
                       <w:sz w:val="28"/>
@@ -2630,7 +2621,7 @@
                   <w:pPr>
                     <w:ind w:firstLine="561"/>
                     <w:rPr>
-                      <w:rFonts w:ascii="华文仿宋" w:eastAsia="华文仿宋" w:hAnsi="华文仿宋" w:cs="华文仿宋" w:hint="eastAsia"/>
+                      <w:rFonts w:ascii="华文仿宋" w:eastAsia="华文仿宋" w:hAnsi="华文仿宋" w:cs="华文仿宋"/>
                       <w:b/>
                       <w:bCs/>
                       <w:sz w:val="28"/>
@@ -2657,7 +2648,7 @@
                   <w:pPr>
                     <w:ind w:firstLine="561"/>
                     <w:rPr>
-                      <w:rFonts w:ascii="华文仿宋" w:eastAsia="华文仿宋" w:hAnsi="华文仿宋" w:cs="华文仿宋" w:hint="eastAsia"/>
+                      <w:rFonts w:ascii="华文仿宋" w:eastAsia="华文仿宋" w:hAnsi="华文仿宋" w:cs="华文仿宋"/>
                       <w:b/>
                       <w:bCs/>
                       <w:sz w:val="28"/>
@@ -2684,7 +2675,7 @@
                   <w:pPr>
                     <w:ind w:firstLine="561"/>
                     <w:rPr>
-                      <w:rFonts w:ascii="华文仿宋" w:eastAsia="华文仿宋" w:hAnsi="华文仿宋" w:cs="华文仿宋" w:hint="eastAsia"/>
+                      <w:rFonts w:ascii="华文仿宋" w:eastAsia="华文仿宋" w:hAnsi="华文仿宋" w:cs="华文仿宋"/>
                       <w:b/>
                       <w:bCs/>
                       <w:sz w:val="28"/>
@@ -2711,7 +2702,7 @@
                   <w:pPr>
                     <w:ind w:firstLine="561"/>
                     <w:rPr>
-                      <w:rFonts w:ascii="华文仿宋" w:eastAsia="华文仿宋" w:hAnsi="华文仿宋" w:cs="华文仿宋" w:hint="eastAsia"/>
+                      <w:rFonts w:ascii="华文仿宋" w:eastAsia="华文仿宋" w:hAnsi="华文仿宋" w:cs="华文仿宋"/>
                       <w:b/>
                       <w:bCs/>
                       <w:sz w:val="28"/>
@@ -2738,7 +2729,7 @@
                   <w:pPr>
                     <w:ind w:firstLine="560"/>
                     <w:rPr>
-                      <w:rFonts w:ascii="华文仿宋" w:eastAsia="华文仿宋" w:hAnsi="华文仿宋" w:cs="华文仿宋" w:hint="eastAsia"/>
+                      <w:rFonts w:ascii="华文仿宋" w:eastAsia="华文仿宋" w:hAnsi="华文仿宋" w:cs="华文仿宋"/>
                       <w:b/>
                       <w:bCs/>
                       <w:sz w:val="28"/>
@@ -2767,7 +2758,7 @@
                   <w:pPr>
                     <w:ind w:firstLine="561"/>
                     <w:rPr>
-                      <w:rFonts w:ascii="华文仿宋" w:eastAsia="华文仿宋" w:hAnsi="华文仿宋" w:cs="华文仿宋" w:hint="eastAsia"/>
+                      <w:rFonts w:ascii="华文仿宋" w:eastAsia="华文仿宋" w:hAnsi="华文仿宋" w:cs="华文仿宋"/>
                       <w:b/>
                       <w:bCs/>
                       <w:sz w:val="28"/>
@@ -2794,7 +2785,7 @@
                   <w:pPr>
                     <w:ind w:firstLine="561"/>
                     <w:rPr>
-                      <w:rFonts w:ascii="华文仿宋" w:eastAsia="华文仿宋" w:hAnsi="华文仿宋" w:cs="华文仿宋" w:hint="eastAsia"/>
+                      <w:rFonts w:ascii="华文仿宋" w:eastAsia="华文仿宋" w:hAnsi="华文仿宋" w:cs="华文仿宋"/>
                       <w:b/>
                       <w:bCs/>
                       <w:sz w:val="28"/>
@@ -2821,7 +2812,7 @@
                   <w:pPr>
                     <w:ind w:firstLine="561"/>
                     <w:rPr>
-                      <w:rFonts w:ascii="华文仿宋" w:eastAsia="华文仿宋" w:hAnsi="华文仿宋" w:cs="华文仿宋" w:hint="eastAsia"/>
+                      <w:rFonts w:ascii="华文仿宋" w:eastAsia="华文仿宋" w:hAnsi="华文仿宋" w:cs="华文仿宋"/>
                       <w:b/>
                       <w:bCs/>
                       <w:sz w:val="28"/>
@@ -2848,7 +2839,7 @@
                   <w:pPr>
                     <w:ind w:firstLine="561"/>
                     <w:rPr>
-                      <w:rFonts w:ascii="华文仿宋" w:eastAsia="华文仿宋" w:hAnsi="华文仿宋" w:cs="华文仿宋" w:hint="eastAsia"/>
+                      <w:rFonts w:ascii="华文仿宋" w:eastAsia="华文仿宋" w:hAnsi="华文仿宋" w:cs="华文仿宋"/>
                       <w:b/>
                       <w:bCs/>
                       <w:sz w:val="28"/>
@@ -2875,7 +2866,7 @@
                   <w:pPr>
                     <w:ind w:firstLine="561"/>
                     <w:rPr>
-                      <w:rFonts w:ascii="华文仿宋" w:eastAsia="华文仿宋" w:hAnsi="华文仿宋" w:cs="华文仿宋" w:hint="eastAsia"/>
+                      <w:rFonts w:ascii="华文仿宋" w:eastAsia="华文仿宋" w:hAnsi="华文仿宋" w:cs="华文仿宋"/>
                       <w:b/>
                       <w:bCs/>
                       <w:sz w:val="28"/>
@@ -2902,7 +2893,7 @@
                   <w:pPr>
                     <w:ind w:firstLine="560"/>
                     <w:rPr>
-                      <w:rFonts w:ascii="华文仿宋" w:eastAsia="华文仿宋" w:hAnsi="华文仿宋" w:cs="华文仿宋" w:hint="eastAsia"/>
+                      <w:rFonts w:ascii="华文仿宋" w:eastAsia="华文仿宋" w:hAnsi="华文仿宋" w:cs="华文仿宋"/>
                       <w:b/>
                       <w:bCs/>
                       <w:sz w:val="28"/>
@@ -2931,7 +2922,7 @@
                   <w:pPr>
                     <w:ind w:firstLine="561"/>
                     <w:rPr>
-                      <w:rFonts w:ascii="华文仿宋" w:eastAsia="华文仿宋" w:hAnsi="华文仿宋" w:cs="华文仿宋" w:hint="eastAsia"/>
+                      <w:rFonts w:ascii="华文仿宋" w:eastAsia="华文仿宋" w:hAnsi="华文仿宋" w:cs="华文仿宋"/>
                       <w:b/>
                       <w:bCs/>
                       <w:sz w:val="28"/>
@@ -2958,7 +2949,7 @@
                   <w:pPr>
                     <w:ind w:firstLine="561"/>
                     <w:rPr>
-                      <w:rFonts w:ascii="华文仿宋" w:eastAsia="华文仿宋" w:hAnsi="华文仿宋" w:cs="华文仿宋" w:hint="eastAsia"/>
+                      <w:rFonts w:ascii="华文仿宋" w:eastAsia="华文仿宋" w:hAnsi="华文仿宋" w:cs="华文仿宋"/>
                       <w:b/>
                       <w:bCs/>
                       <w:sz w:val="28"/>
@@ -2985,7 +2976,7 @@
                   <w:pPr>
                     <w:ind w:firstLine="561"/>
                     <w:rPr>
-                      <w:rFonts w:ascii="华文仿宋" w:eastAsia="华文仿宋" w:hAnsi="华文仿宋" w:cs="华文仿宋" w:hint="eastAsia"/>
+                      <w:rFonts w:ascii="华文仿宋" w:eastAsia="华文仿宋" w:hAnsi="华文仿宋" w:cs="华文仿宋"/>
                       <w:b/>
                       <w:bCs/>
                       <w:sz w:val="28"/>
@@ -3012,7 +3003,7 @@
                   <w:pPr>
                     <w:ind w:firstLine="561"/>
                     <w:rPr>
-                      <w:rFonts w:ascii="华文仿宋" w:eastAsia="华文仿宋" w:hAnsi="华文仿宋" w:cs="华文仿宋" w:hint="eastAsia"/>
+                      <w:rFonts w:ascii="华文仿宋" w:eastAsia="华文仿宋" w:hAnsi="华文仿宋" w:cs="华文仿宋"/>
                       <w:b/>
                       <w:bCs/>
                       <w:sz w:val="28"/>
@@ -3039,7 +3030,7 @@
                   <w:pPr>
                     <w:ind w:firstLine="561"/>
                     <w:rPr>
-                      <w:rFonts w:ascii="华文仿宋" w:eastAsia="华文仿宋" w:hAnsi="华文仿宋" w:cs="华文仿宋" w:hint="eastAsia"/>
+                      <w:rFonts w:ascii="华文仿宋" w:eastAsia="华文仿宋" w:hAnsi="华文仿宋" w:cs="华文仿宋"/>
                       <w:b/>
                       <w:bCs/>
                       <w:sz w:val="28"/>
@@ -3066,7 +3057,7 @@
                   <w:pPr>
                     <w:ind w:firstLine="560"/>
                     <w:rPr>
-                      <w:rFonts w:ascii="华文仿宋" w:eastAsia="华文仿宋" w:hAnsi="华文仿宋" w:cs="华文仿宋" w:hint="eastAsia"/>
+                      <w:rFonts w:ascii="华文仿宋" w:eastAsia="华文仿宋" w:hAnsi="华文仿宋" w:cs="华文仿宋"/>
                       <w:b/>
                       <w:bCs/>
                       <w:sz w:val="28"/>
@@ -3095,7 +3086,7 @@
                   <w:pPr>
                     <w:ind w:firstLine="561"/>
                     <w:rPr>
-                      <w:rFonts w:ascii="华文仿宋" w:eastAsia="华文仿宋" w:hAnsi="华文仿宋" w:cs="华文仿宋" w:hint="eastAsia"/>
+                      <w:rFonts w:ascii="华文仿宋" w:eastAsia="华文仿宋" w:hAnsi="华文仿宋" w:cs="华文仿宋"/>
                       <w:b/>
                       <w:bCs/>
                       <w:sz w:val="28"/>
@@ -3122,7 +3113,7 @@
                   <w:pPr>
                     <w:ind w:firstLine="561"/>
                     <w:rPr>
-                      <w:rFonts w:ascii="华文仿宋" w:eastAsia="华文仿宋" w:hAnsi="华文仿宋" w:cs="华文仿宋" w:hint="eastAsia"/>
+                      <w:rFonts w:ascii="华文仿宋" w:eastAsia="华文仿宋" w:hAnsi="华文仿宋" w:cs="华文仿宋"/>
                       <w:b/>
                       <w:bCs/>
                       <w:sz w:val="28"/>
@@ -3149,7 +3140,7 @@
                   <w:pPr>
                     <w:ind w:firstLine="561"/>
                     <w:rPr>
-                      <w:rFonts w:ascii="华文仿宋" w:eastAsia="华文仿宋" w:hAnsi="华文仿宋" w:cs="华文仿宋" w:hint="eastAsia"/>
+                      <w:rFonts w:ascii="华文仿宋" w:eastAsia="华文仿宋" w:hAnsi="华文仿宋" w:cs="华文仿宋"/>
                       <w:b/>
                       <w:bCs/>
                       <w:sz w:val="28"/>
@@ -3176,7 +3167,7 @@
                   <w:pPr>
                     <w:ind w:firstLine="561"/>
                     <w:rPr>
-                      <w:rFonts w:ascii="华文仿宋" w:eastAsia="华文仿宋" w:hAnsi="华文仿宋" w:cs="华文仿宋" w:hint="eastAsia"/>
+                      <w:rFonts w:ascii="华文仿宋" w:eastAsia="华文仿宋" w:hAnsi="华文仿宋" w:cs="华文仿宋"/>
                       <w:b/>
                       <w:bCs/>
                       <w:sz w:val="28"/>
@@ -3203,7 +3194,7 @@
                   <w:pPr>
                     <w:ind w:firstLine="561"/>
                     <w:rPr>
-                      <w:rFonts w:ascii="华文仿宋" w:eastAsia="华文仿宋" w:hAnsi="华文仿宋" w:cs="华文仿宋" w:hint="eastAsia"/>
+                      <w:rFonts w:ascii="华文仿宋" w:eastAsia="华文仿宋" w:hAnsi="华文仿宋" w:cs="华文仿宋"/>
                       <w:b/>
                       <w:bCs/>
                       <w:sz w:val="28"/>
@@ -3230,7 +3221,7 @@
                   <w:pPr>
                     <w:ind w:firstLine="560"/>
                     <w:rPr>
-                      <w:rFonts w:ascii="华文仿宋" w:eastAsia="华文仿宋" w:hAnsi="华文仿宋" w:cs="华文仿宋" w:hint="eastAsia"/>
+                      <w:rFonts w:ascii="华文仿宋" w:eastAsia="华文仿宋" w:hAnsi="华文仿宋" w:cs="华文仿宋"/>
                       <w:b/>
                       <w:bCs/>
                       <w:sz w:val="28"/>
@@ -3259,7 +3250,7 @@
                   <w:pPr>
                     <w:ind w:firstLine="561"/>
                     <w:rPr>
-                      <w:rFonts w:ascii="华文仿宋" w:eastAsia="华文仿宋" w:hAnsi="华文仿宋" w:cs="华文仿宋" w:hint="eastAsia"/>
+                      <w:rFonts w:ascii="华文仿宋" w:eastAsia="华文仿宋" w:hAnsi="华文仿宋" w:cs="华文仿宋"/>
                       <w:b/>
                       <w:bCs/>
                       <w:sz w:val="28"/>
@@ -3286,7 +3277,7 @@
                   <w:pPr>
                     <w:ind w:firstLine="561"/>
                     <w:rPr>
-                      <w:rFonts w:ascii="华文仿宋" w:eastAsia="华文仿宋" w:hAnsi="华文仿宋" w:cs="华文仿宋" w:hint="eastAsia"/>
+                      <w:rFonts w:ascii="华文仿宋" w:eastAsia="华文仿宋" w:hAnsi="华文仿宋" w:cs="华文仿宋"/>
                       <w:b/>
                       <w:bCs/>
                       <w:sz w:val="28"/>
@@ -3313,7 +3304,7 @@
                   <w:pPr>
                     <w:ind w:firstLine="561"/>
                     <w:rPr>
-                      <w:rFonts w:ascii="华文仿宋" w:eastAsia="华文仿宋" w:hAnsi="华文仿宋" w:cs="华文仿宋" w:hint="eastAsia"/>
+                      <w:rFonts w:ascii="华文仿宋" w:eastAsia="华文仿宋" w:hAnsi="华文仿宋" w:cs="华文仿宋"/>
                       <w:b/>
                       <w:bCs/>
                       <w:sz w:val="28"/>
@@ -3340,7 +3331,7 @@
                   <w:pPr>
                     <w:ind w:firstLine="561"/>
                     <w:rPr>
-                      <w:rFonts w:ascii="华文仿宋" w:eastAsia="华文仿宋" w:hAnsi="华文仿宋" w:cs="华文仿宋" w:hint="eastAsia"/>
+                      <w:rFonts w:ascii="华文仿宋" w:eastAsia="华文仿宋" w:hAnsi="华文仿宋" w:cs="华文仿宋"/>
                       <w:b/>
                       <w:bCs/>
                       <w:sz w:val="28"/>
@@ -3367,7 +3358,7 @@
                   <w:pPr>
                     <w:ind w:firstLine="561"/>
                     <w:rPr>
-                      <w:rFonts w:ascii="华文仿宋" w:eastAsia="华文仿宋" w:hAnsi="华文仿宋" w:cs="华文仿宋" w:hint="eastAsia"/>
+                      <w:rFonts w:ascii="华文仿宋" w:eastAsia="华文仿宋" w:hAnsi="华文仿宋" w:cs="华文仿宋"/>
                       <w:b/>
                       <w:bCs/>
                       <w:sz w:val="28"/>
@@ -3394,7 +3385,7 @@
                   <w:pPr>
                     <w:ind w:firstLine="560"/>
                     <w:rPr>
-                      <w:rFonts w:ascii="华文仿宋" w:eastAsia="华文仿宋" w:hAnsi="华文仿宋" w:cs="华文仿宋" w:hint="eastAsia"/>
+                      <w:rFonts w:ascii="华文仿宋" w:eastAsia="华文仿宋" w:hAnsi="华文仿宋" w:cs="华文仿宋"/>
                       <w:b/>
                       <w:bCs/>
                       <w:sz w:val="28"/>
@@ -3423,7 +3414,7 @@
                   <w:pPr>
                     <w:ind w:firstLine="561"/>
                     <w:rPr>
-                      <w:rFonts w:ascii="华文仿宋" w:eastAsia="华文仿宋" w:hAnsi="华文仿宋" w:cs="华文仿宋" w:hint="eastAsia"/>
+                      <w:rFonts w:ascii="华文仿宋" w:eastAsia="华文仿宋" w:hAnsi="华文仿宋" w:cs="华文仿宋"/>
                       <w:b/>
                       <w:bCs/>
                       <w:sz w:val="28"/>
@@ -3450,7 +3441,7 @@
                   <w:pPr>
                     <w:ind w:firstLine="561"/>
                     <w:rPr>
-                      <w:rFonts w:ascii="华文仿宋" w:eastAsia="华文仿宋" w:hAnsi="华文仿宋" w:cs="华文仿宋" w:hint="eastAsia"/>
+                      <w:rFonts w:ascii="华文仿宋" w:eastAsia="华文仿宋" w:hAnsi="华文仿宋" w:cs="华文仿宋"/>
                       <w:b/>
                       <w:bCs/>
                       <w:sz w:val="28"/>
@@ -3477,7 +3468,7 @@
                   <w:pPr>
                     <w:ind w:firstLine="561"/>
                     <w:rPr>
-                      <w:rFonts w:ascii="华文仿宋" w:eastAsia="华文仿宋" w:hAnsi="华文仿宋" w:cs="华文仿宋" w:hint="eastAsia"/>
+                      <w:rFonts w:ascii="华文仿宋" w:eastAsia="华文仿宋" w:hAnsi="华文仿宋" w:cs="华文仿宋"/>
                       <w:b/>
                       <w:bCs/>
                       <w:sz w:val="28"/>
@@ -3504,7 +3495,7 @@
                   <w:pPr>
                     <w:ind w:firstLine="561"/>
                     <w:rPr>
-                      <w:rFonts w:ascii="华文仿宋" w:eastAsia="华文仿宋" w:hAnsi="华文仿宋" w:cs="华文仿宋" w:hint="eastAsia"/>
+                      <w:rFonts w:ascii="华文仿宋" w:eastAsia="华文仿宋" w:hAnsi="华文仿宋" w:cs="华文仿宋"/>
                       <w:b/>
                       <w:bCs/>
                       <w:sz w:val="28"/>
@@ -3531,7 +3522,7 @@
                   <w:pPr>
                     <w:ind w:firstLine="561"/>
                     <w:rPr>
-                      <w:rFonts w:ascii="华文仿宋" w:eastAsia="华文仿宋" w:hAnsi="华文仿宋" w:cs="华文仿宋" w:hint="eastAsia"/>
+                      <w:rFonts w:ascii="华文仿宋" w:eastAsia="华文仿宋" w:hAnsi="华文仿宋" w:cs="华文仿宋"/>
                       <w:b/>
                       <w:bCs/>
                       <w:sz w:val="28"/>
@@ -3558,7 +3549,7 @@
                   <w:pPr>
                     <w:ind w:firstLine="560"/>
                     <w:rPr>
-                      <w:rFonts w:ascii="华文仿宋" w:eastAsia="华文仿宋" w:hAnsi="华文仿宋" w:cs="华文仿宋" w:hint="eastAsia"/>
+                      <w:rFonts w:ascii="华文仿宋" w:eastAsia="华文仿宋" w:hAnsi="华文仿宋" w:cs="华文仿宋"/>
                       <w:b/>
                       <w:bCs/>
                       <w:sz w:val="28"/>
@@ -3587,7 +3578,7 @@
                   <w:pPr>
                     <w:ind w:firstLine="561"/>
                     <w:rPr>
-                      <w:rFonts w:ascii="华文仿宋" w:eastAsia="华文仿宋" w:hAnsi="华文仿宋" w:cs="华文仿宋" w:hint="eastAsia"/>
+                      <w:rFonts w:ascii="华文仿宋" w:eastAsia="华文仿宋" w:hAnsi="华文仿宋" w:cs="华文仿宋"/>
                       <w:b/>
                       <w:bCs/>
                       <w:sz w:val="28"/>
@@ -3614,7 +3605,7 @@
                   <w:pPr>
                     <w:ind w:firstLine="561"/>
                     <w:rPr>
-                      <w:rFonts w:ascii="华文仿宋" w:eastAsia="华文仿宋" w:hAnsi="华文仿宋" w:cs="华文仿宋" w:hint="eastAsia"/>
+                      <w:rFonts w:ascii="华文仿宋" w:eastAsia="华文仿宋" w:hAnsi="华文仿宋" w:cs="华文仿宋"/>
                       <w:b/>
                       <w:bCs/>
                       <w:sz w:val="28"/>
@@ -3641,7 +3632,7 @@
                   <w:pPr>
                     <w:ind w:firstLine="561"/>
                     <w:rPr>
-                      <w:rFonts w:ascii="华文仿宋" w:eastAsia="华文仿宋" w:hAnsi="华文仿宋" w:cs="华文仿宋" w:hint="eastAsia"/>
+                      <w:rFonts w:ascii="华文仿宋" w:eastAsia="华文仿宋" w:hAnsi="华文仿宋" w:cs="华文仿宋"/>
                       <w:b/>
                       <w:bCs/>
                       <w:sz w:val="28"/>
@@ -3668,7 +3659,7 @@
                   <w:pPr>
                     <w:ind w:firstLine="561"/>
                     <w:rPr>
-                      <w:rFonts w:ascii="华文仿宋" w:eastAsia="华文仿宋" w:hAnsi="华文仿宋" w:cs="华文仿宋" w:hint="eastAsia"/>
+                      <w:rFonts w:ascii="华文仿宋" w:eastAsia="华文仿宋" w:hAnsi="华文仿宋" w:cs="华文仿宋"/>
                       <w:b/>
                       <w:bCs/>
                       <w:sz w:val="28"/>
@@ -3695,7 +3686,7 @@
                   <w:pPr>
                     <w:ind w:firstLine="561"/>
                     <w:rPr>
-                      <w:rFonts w:ascii="华文仿宋" w:eastAsia="华文仿宋" w:hAnsi="华文仿宋" w:cs="华文仿宋" w:hint="eastAsia"/>
+                      <w:rFonts w:ascii="华文仿宋" w:eastAsia="华文仿宋" w:hAnsi="华文仿宋" w:cs="华文仿宋"/>
                       <w:b/>
                       <w:bCs/>
                       <w:sz w:val="28"/>
@@ -3722,7 +3713,7 @@
                   <w:pPr>
                     <w:ind w:firstLine="560"/>
                     <w:rPr>
-                      <w:rFonts w:ascii="华文仿宋" w:eastAsia="华文仿宋" w:hAnsi="华文仿宋" w:cs="华文仿宋" w:hint="eastAsia"/>
+                      <w:rFonts w:ascii="华文仿宋" w:eastAsia="华文仿宋" w:hAnsi="华文仿宋" w:cs="华文仿宋"/>
                       <w:b/>
                       <w:bCs/>
                       <w:sz w:val="28"/>
@@ -3747,7 +3738,7 @@
             <w:pPr>
               <w:ind w:firstLine="561"/>
               <w:rPr>
-                <w:rFonts w:ascii="华文仿宋" w:eastAsia="华文仿宋" w:hAnsi="华文仿宋" w:cs="华文仿宋" w:hint="eastAsia"/>
+                <w:rFonts w:ascii="华文仿宋" w:eastAsia="华文仿宋" w:hAnsi="华文仿宋" w:cs="华文仿宋"/>
                 <w:b/>
                 <w:bCs/>
                 <w:sz w:val="28"/>
@@ -3770,7 +3761,7 @@
             <w:pPr>
               <w:ind w:firstLine="561"/>
               <w:rPr>
-                <w:rFonts w:ascii="华文仿宋" w:eastAsia="华文仿宋" w:hAnsi="华文仿宋" w:cs="华文仿宋" w:hint="eastAsia"/>
+                <w:rFonts w:ascii="华文仿宋" w:eastAsia="华文仿宋" w:hAnsi="华文仿宋" w:cs="华文仿宋"/>
                 <w:b/>
                 <w:bCs/>
                 <w:sz w:val="28"/>
@@ -3793,7 +3784,7 @@
               <w:pStyle w:val="2"/>
               <w:ind w:firstLine="560"/>
               <w:rPr>
-                <w:rFonts w:ascii="华文仿宋" w:eastAsia="华文仿宋" w:hAnsi="华文仿宋" w:cs="华文仿宋" w:hint="eastAsia"/>
+                <w:rFonts w:ascii="华文仿宋" w:eastAsia="华文仿宋" w:hAnsi="华文仿宋" w:cs="华文仿宋"/>
                 <w:bCs/>
                 <w:szCs w:val="36"/>
               </w:rPr>
@@ -3804,7 +3795,7 @@
               <w:pStyle w:val="2"/>
               <w:ind w:firstLine="560"/>
               <w:rPr>
-                <w:rFonts w:ascii="华文仿宋" w:eastAsia="华文仿宋" w:hAnsi="华文仿宋" w:cs="华文仿宋" w:hint="eastAsia"/>
+                <w:rFonts w:ascii="华文仿宋" w:eastAsia="华文仿宋" w:hAnsi="华文仿宋" w:cs="华文仿宋"/>
                 <w:bCs/>
                 <w:szCs w:val="36"/>
               </w:rPr>
@@ -3855,7 +3846,7 @@
               <w:pStyle w:val="2"/>
               <w:ind w:firstLineChars="300" w:firstLine="841"/>
               <w:rPr>
-                <w:rFonts w:ascii="华文仿宋" w:eastAsia="华文仿宋" w:hAnsi="华文仿宋" w:cs="华文仿宋" w:hint="eastAsia"/>
+                <w:rFonts w:ascii="华文仿宋" w:eastAsia="华文仿宋" w:hAnsi="华文仿宋" w:cs="华文仿宋"/>
                 <w:bCs/>
                 <w:szCs w:val="36"/>
               </w:rPr>
@@ -3877,7 +3868,7 @@
               </w:tabs>
               <w:ind w:firstLine="560"/>
               <w:rPr>
-                <w:rFonts w:ascii="华文仿宋" w:eastAsia="华文仿宋" w:hAnsi="华文仿宋" w:cs="华文仿宋" w:hint="eastAsia"/>
+                <w:rFonts w:ascii="华文仿宋" w:eastAsia="华文仿宋" w:hAnsi="华文仿宋" w:cs="华文仿宋"/>
                 <w:bCs/>
                 <w:szCs w:val="36"/>
               </w:rPr>
@@ -3910,7 +3901,7 @@
                           <pic:cNvPicPr/>
                         </pic:nvPicPr>
                         <pic:blipFill>
-                          <a:blip r:embed="rId10"/>
+                          <a:blip r:embed="rId12"/>
                           <a:stretch>
                             <a:fillRect/>
                           </a:stretch>
@@ -3957,7 +3948,7 @@
                           <pic:cNvPicPr/>
                         </pic:nvPicPr>
                         <pic:blipFill>
-                          <a:blip r:embed="rId11"/>
+                          <a:blip r:embed="rId13"/>
                           <a:stretch>
                             <a:fillRect/>
                           </a:stretch>
@@ -3978,19 +3969,13 @@
               </w:drawing>
             </w:r>
           </w:p>
-          <w:p>
-            <w:pPr>
-              <w:rPr>
-                <w:rFonts w:hint="eastAsia"/>
-              </w:rPr>
-            </w:pPr>
-          </w:p>
+          <w:p/>
           <w:p>
             <w:pPr>
               <w:pStyle w:val="2"/>
               <w:ind w:firstLine="560"/>
               <w:rPr>
-                <w:rFonts w:ascii="华文仿宋" w:eastAsia="华文仿宋" w:hAnsi="华文仿宋" w:cs="华文仿宋" w:hint="eastAsia"/>
+                <w:rFonts w:ascii="华文仿宋" w:eastAsia="华文仿宋" w:hAnsi="华文仿宋" w:cs="华文仿宋"/>
                 <w:bCs/>
                 <w:szCs w:val="36"/>
               </w:rPr>
@@ -4028,7 +4013,7 @@
               </w:numPr>
               <w:ind w:firstLine="561"/>
               <w:rPr>
-                <w:rFonts w:ascii="华文仿宋" w:eastAsia="华文仿宋" w:hAnsi="华文仿宋" w:cs="华文仿宋" w:hint="eastAsia"/>
+                <w:rFonts w:ascii="华文仿宋" w:eastAsia="华文仿宋" w:hAnsi="华文仿宋" w:cs="华文仿宋"/>
                 <w:b/>
                 <w:bCs/>
                 <w:sz w:val="28"/>
@@ -4054,7 +4039,7 @@
               </w:numPr>
               <w:ind w:firstLine="561"/>
               <w:rPr>
-                <w:rFonts w:ascii="华文仿宋" w:eastAsia="华文仿宋" w:hAnsi="华文仿宋" w:cs="华文仿宋" w:hint="eastAsia"/>
+                <w:rFonts w:ascii="华文仿宋" w:eastAsia="华文仿宋" w:hAnsi="华文仿宋" w:cs="华文仿宋"/>
                 <w:b/>
                 <w:bCs/>
                 <w:sz w:val="28"/>
@@ -4096,7 +4081,7 @@
                   <w:pPr>
                     <w:ind w:firstLine="561"/>
                     <w:rPr>
-                      <w:rFonts w:ascii="华文仿宋" w:eastAsia="华文仿宋" w:hAnsi="华文仿宋" w:cs="华文仿宋" w:hint="eastAsia"/>
+                      <w:rFonts w:ascii="华文仿宋" w:eastAsia="华文仿宋" w:hAnsi="华文仿宋" w:cs="华文仿宋"/>
                       <w:b/>
                       <w:bCs/>
                       <w:sz w:val="28"/>
@@ -4123,7 +4108,7 @@
                   <w:pPr>
                     <w:ind w:firstLine="561"/>
                     <w:rPr>
-                      <w:rFonts w:ascii="华文仿宋" w:eastAsia="华文仿宋" w:hAnsi="华文仿宋" w:cs="华文仿宋" w:hint="eastAsia"/>
+                      <w:rFonts w:ascii="华文仿宋" w:eastAsia="华文仿宋" w:hAnsi="华文仿宋" w:cs="华文仿宋"/>
                       <w:b/>
                       <w:bCs/>
                       <w:sz w:val="28"/>
@@ -4150,7 +4135,7 @@
                   <w:pPr>
                     <w:ind w:firstLine="561"/>
                     <w:rPr>
-                      <w:rFonts w:ascii="华文仿宋" w:eastAsia="华文仿宋" w:hAnsi="华文仿宋" w:cs="华文仿宋" w:hint="eastAsia"/>
+                      <w:rFonts w:ascii="华文仿宋" w:eastAsia="华文仿宋" w:hAnsi="华文仿宋" w:cs="华文仿宋"/>
                       <w:b/>
                       <w:bCs/>
                       <w:sz w:val="28"/>
@@ -4177,7 +4162,7 @@
                   <w:pPr>
                     <w:ind w:firstLine="561"/>
                     <w:rPr>
-                      <w:rFonts w:ascii="华文仿宋" w:eastAsia="华文仿宋" w:hAnsi="华文仿宋" w:cs="华文仿宋" w:hint="eastAsia"/>
+                      <w:rFonts w:ascii="华文仿宋" w:eastAsia="华文仿宋" w:hAnsi="华文仿宋" w:cs="华文仿宋"/>
                       <w:b/>
                       <w:bCs/>
                       <w:sz w:val="28"/>
@@ -4204,7 +4189,7 @@
                   <w:pPr>
                     <w:ind w:firstLine="561"/>
                     <w:rPr>
-                      <w:rFonts w:ascii="华文仿宋" w:eastAsia="华文仿宋" w:hAnsi="华文仿宋" w:cs="华文仿宋" w:hint="eastAsia"/>
+                      <w:rFonts w:ascii="华文仿宋" w:eastAsia="华文仿宋" w:hAnsi="华文仿宋" w:cs="华文仿宋"/>
                       <w:b/>
                       <w:bCs/>
                       <w:sz w:val="28"/>
@@ -4231,7 +4216,7 @@
                   <w:pPr>
                     <w:ind w:firstLine="561"/>
                     <w:rPr>
-                      <w:rFonts w:ascii="华文仿宋" w:eastAsia="华文仿宋" w:hAnsi="华文仿宋" w:cs="华文仿宋" w:hint="eastAsia"/>
+                      <w:rFonts w:ascii="华文仿宋" w:eastAsia="华文仿宋" w:hAnsi="华文仿宋" w:cs="华文仿宋"/>
                       <w:b/>
                       <w:bCs/>
                       <w:sz w:val="28"/>
@@ -4260,7 +4245,7 @@
                   <w:pPr>
                     <w:ind w:firstLine="561"/>
                     <w:rPr>
-                      <w:rFonts w:ascii="华文仿宋" w:eastAsia="华文仿宋" w:hAnsi="华文仿宋" w:cs="华文仿宋" w:hint="eastAsia"/>
+                      <w:rFonts w:ascii="华文仿宋" w:eastAsia="华文仿宋" w:hAnsi="华文仿宋" w:cs="华文仿宋"/>
                       <w:b/>
                       <w:bCs/>
                       <w:sz w:val="28"/>
@@ -4287,7 +4272,7 @@
                   <w:pPr>
                     <w:ind w:firstLine="561"/>
                     <w:rPr>
-                      <w:rFonts w:ascii="华文仿宋" w:eastAsia="华文仿宋" w:hAnsi="华文仿宋" w:cs="华文仿宋" w:hint="eastAsia"/>
+                      <w:rFonts w:ascii="华文仿宋" w:eastAsia="华文仿宋" w:hAnsi="华文仿宋" w:cs="华文仿宋"/>
                       <w:b/>
                       <w:bCs/>
                       <w:sz w:val="28"/>
@@ -4314,7 +4299,7 @@
                   <w:pPr>
                     <w:ind w:firstLine="561"/>
                     <w:rPr>
-                      <w:rFonts w:ascii="华文仿宋" w:eastAsia="华文仿宋" w:hAnsi="华文仿宋" w:cs="华文仿宋" w:hint="eastAsia"/>
+                      <w:rFonts w:ascii="华文仿宋" w:eastAsia="华文仿宋" w:hAnsi="华文仿宋" w:cs="华文仿宋"/>
                       <w:b/>
                       <w:bCs/>
                       <w:sz w:val="28"/>
@@ -4341,7 +4326,7 @@
                   <w:pPr>
                     <w:ind w:firstLine="561"/>
                     <w:rPr>
-                      <w:rFonts w:ascii="华文仿宋" w:eastAsia="华文仿宋" w:hAnsi="华文仿宋" w:cs="华文仿宋" w:hint="eastAsia"/>
+                      <w:rFonts w:ascii="华文仿宋" w:eastAsia="华文仿宋" w:hAnsi="华文仿宋" w:cs="华文仿宋"/>
                       <w:b/>
                       <w:bCs/>
                       <w:sz w:val="28"/>
@@ -4368,7 +4353,7 @@
                   <w:pPr>
                     <w:ind w:firstLine="561"/>
                     <w:rPr>
-                      <w:rFonts w:ascii="华文仿宋" w:eastAsia="华文仿宋" w:hAnsi="华文仿宋" w:cs="华文仿宋" w:hint="eastAsia"/>
+                      <w:rFonts w:ascii="华文仿宋" w:eastAsia="华文仿宋" w:hAnsi="华文仿宋" w:cs="华文仿宋"/>
                       <w:b/>
                       <w:bCs/>
                       <w:sz w:val="28"/>
@@ -4395,7 +4380,7 @@
                   <w:pPr>
                     <w:ind w:firstLine="560"/>
                     <w:rPr>
-                      <w:rFonts w:ascii="华文仿宋" w:eastAsia="华文仿宋" w:hAnsi="华文仿宋" w:cs="华文仿宋" w:hint="eastAsia"/>
+                      <w:rFonts w:ascii="华文仿宋" w:eastAsia="华文仿宋" w:hAnsi="华文仿宋" w:cs="华文仿宋"/>
                       <w:b/>
                       <w:bCs/>
                       <w:sz w:val="28"/>
@@ -4424,7 +4409,7 @@
                   <w:pPr>
                     <w:ind w:firstLine="561"/>
                     <w:rPr>
-                      <w:rFonts w:ascii="华文仿宋" w:eastAsia="华文仿宋" w:hAnsi="华文仿宋" w:cs="华文仿宋" w:hint="eastAsia"/>
+                      <w:rFonts w:ascii="华文仿宋" w:eastAsia="华文仿宋" w:hAnsi="华文仿宋" w:cs="华文仿宋"/>
                       <w:b/>
                       <w:bCs/>
                       <w:sz w:val="28"/>
@@ -4451,7 +4436,7 @@
                   <w:pPr>
                     <w:ind w:firstLine="561"/>
                     <w:rPr>
-                      <w:rFonts w:ascii="华文仿宋" w:eastAsia="华文仿宋" w:hAnsi="华文仿宋" w:cs="华文仿宋" w:hint="eastAsia"/>
+                      <w:rFonts w:ascii="华文仿宋" w:eastAsia="华文仿宋" w:hAnsi="华文仿宋" w:cs="华文仿宋"/>
                       <w:b/>
                       <w:bCs/>
                       <w:sz w:val="28"/>
@@ -4478,7 +4463,7 @@
                   <w:pPr>
                     <w:ind w:firstLine="561"/>
                     <w:rPr>
-                      <w:rFonts w:ascii="华文仿宋" w:eastAsia="华文仿宋" w:hAnsi="华文仿宋" w:cs="华文仿宋" w:hint="eastAsia"/>
+                      <w:rFonts w:ascii="华文仿宋" w:eastAsia="华文仿宋" w:hAnsi="华文仿宋" w:cs="华文仿宋"/>
                       <w:b/>
                       <w:bCs/>
                       <w:sz w:val="28"/>
@@ -4505,7 +4490,7 @@
                   <w:pPr>
                     <w:ind w:firstLine="561"/>
                     <w:rPr>
-                      <w:rFonts w:ascii="华文仿宋" w:eastAsia="华文仿宋" w:hAnsi="华文仿宋" w:cs="华文仿宋" w:hint="eastAsia"/>
+                      <w:rFonts w:ascii="华文仿宋" w:eastAsia="华文仿宋" w:hAnsi="华文仿宋" w:cs="华文仿宋"/>
                       <w:b/>
                       <w:bCs/>
                       <w:sz w:val="28"/>
@@ -4532,7 +4517,7 @@
                   <w:pPr>
                     <w:ind w:firstLine="561"/>
                     <w:rPr>
-                      <w:rFonts w:ascii="华文仿宋" w:eastAsia="华文仿宋" w:hAnsi="华文仿宋" w:cs="华文仿宋" w:hint="eastAsia"/>
+                      <w:rFonts w:ascii="华文仿宋" w:eastAsia="华文仿宋" w:hAnsi="华文仿宋" w:cs="华文仿宋"/>
                       <w:b/>
                       <w:bCs/>
                       <w:sz w:val="28"/>
@@ -4559,7 +4544,7 @@
                   <w:pPr>
                     <w:ind w:firstLine="560"/>
                     <w:rPr>
-                      <w:rFonts w:ascii="华文仿宋" w:eastAsia="华文仿宋" w:hAnsi="华文仿宋" w:cs="华文仿宋" w:hint="eastAsia"/>
+                      <w:rFonts w:ascii="华文仿宋" w:eastAsia="华文仿宋" w:hAnsi="华文仿宋" w:cs="华文仿宋"/>
                       <w:b/>
                       <w:bCs/>
                       <w:sz w:val="28"/>
@@ -4588,7 +4573,7 @@
                   <w:pPr>
                     <w:ind w:firstLine="561"/>
                     <w:rPr>
-                      <w:rFonts w:ascii="华文仿宋" w:eastAsia="华文仿宋" w:hAnsi="华文仿宋" w:cs="华文仿宋" w:hint="eastAsia"/>
+                      <w:rFonts w:ascii="华文仿宋" w:eastAsia="华文仿宋" w:hAnsi="华文仿宋" w:cs="华文仿宋"/>
                       <w:b/>
                       <w:bCs/>
                       <w:sz w:val="28"/>
@@ -4616,7 +4601,7 @@
                   <w:pPr>
                     <w:ind w:firstLine="561"/>
                     <w:rPr>
-                      <w:rFonts w:ascii="华文仿宋" w:eastAsia="华文仿宋" w:hAnsi="华文仿宋" w:cs="华文仿宋" w:hint="eastAsia"/>
+                      <w:rFonts w:ascii="华文仿宋" w:eastAsia="华文仿宋" w:hAnsi="华文仿宋" w:cs="华文仿宋"/>
                       <w:b/>
                       <w:bCs/>
                       <w:sz w:val="28"/>
@@ -4643,7 +4628,7 @@
                   <w:pPr>
                     <w:ind w:firstLine="561"/>
                     <w:rPr>
-                      <w:rFonts w:ascii="华文仿宋" w:eastAsia="华文仿宋" w:hAnsi="华文仿宋" w:cs="华文仿宋" w:hint="eastAsia"/>
+                      <w:rFonts w:ascii="华文仿宋" w:eastAsia="华文仿宋" w:hAnsi="华文仿宋" w:cs="华文仿宋"/>
                       <w:b/>
                       <w:bCs/>
                       <w:sz w:val="28"/>
@@ -4670,7 +4655,7 @@
                   <w:pPr>
                     <w:ind w:firstLine="561"/>
                     <w:rPr>
-                      <w:rFonts w:ascii="华文仿宋" w:eastAsia="华文仿宋" w:hAnsi="华文仿宋" w:cs="华文仿宋" w:hint="eastAsia"/>
+                      <w:rFonts w:ascii="华文仿宋" w:eastAsia="华文仿宋" w:hAnsi="华文仿宋" w:cs="华文仿宋"/>
                       <w:b/>
                       <w:bCs/>
                       <w:sz w:val="28"/>
@@ -4697,7 +4682,7 @@
                   <w:pPr>
                     <w:ind w:firstLine="561"/>
                     <w:rPr>
-                      <w:rFonts w:ascii="华文仿宋" w:eastAsia="华文仿宋" w:hAnsi="华文仿宋" w:cs="华文仿宋" w:hint="eastAsia"/>
+                      <w:rFonts w:ascii="华文仿宋" w:eastAsia="华文仿宋" w:hAnsi="华文仿宋" w:cs="华文仿宋"/>
                       <w:b/>
                       <w:bCs/>
                       <w:sz w:val="28"/>
@@ -4724,7 +4709,7 @@
                   <w:pPr>
                     <w:ind w:firstLine="560"/>
                     <w:rPr>
-                      <w:rFonts w:ascii="华文仿宋" w:eastAsia="华文仿宋" w:hAnsi="华文仿宋" w:cs="华文仿宋" w:hint="eastAsia"/>
+                      <w:rFonts w:ascii="华文仿宋" w:eastAsia="华文仿宋" w:hAnsi="华文仿宋" w:cs="华文仿宋"/>
                       <w:b/>
                       <w:bCs/>
                       <w:sz w:val="28"/>
@@ -4753,7 +4738,7 @@
                   <w:pPr>
                     <w:ind w:firstLine="561"/>
                     <w:rPr>
-                      <w:rFonts w:ascii="华文仿宋" w:eastAsia="华文仿宋" w:hAnsi="华文仿宋" w:cs="华文仿宋" w:hint="eastAsia"/>
+                      <w:rFonts w:ascii="华文仿宋" w:eastAsia="华文仿宋" w:hAnsi="华文仿宋" w:cs="华文仿宋"/>
                       <w:b/>
                       <w:bCs/>
                       <w:sz w:val="28"/>
@@ -4780,7 +4765,7 @@
                   <w:pPr>
                     <w:ind w:firstLine="561"/>
                     <w:rPr>
-                      <w:rFonts w:ascii="华文仿宋" w:eastAsia="华文仿宋" w:hAnsi="华文仿宋" w:cs="华文仿宋" w:hint="eastAsia"/>
+                      <w:rFonts w:ascii="华文仿宋" w:eastAsia="华文仿宋" w:hAnsi="华文仿宋" w:cs="华文仿宋"/>
                       <w:b/>
                       <w:bCs/>
                       <w:sz w:val="28"/>
@@ -4807,7 +4792,7 @@
                   <w:pPr>
                     <w:ind w:firstLine="561"/>
                     <w:rPr>
-                      <w:rFonts w:ascii="华文仿宋" w:eastAsia="华文仿宋" w:hAnsi="华文仿宋" w:cs="华文仿宋" w:hint="eastAsia"/>
+                      <w:rFonts w:ascii="华文仿宋" w:eastAsia="华文仿宋" w:hAnsi="华文仿宋" w:cs="华文仿宋"/>
                       <w:b/>
                       <w:bCs/>
                       <w:sz w:val="28"/>
@@ -4834,7 +4819,7 @@
                   <w:pPr>
                     <w:ind w:firstLine="561"/>
                     <w:rPr>
-                      <w:rFonts w:ascii="华文仿宋" w:eastAsia="华文仿宋" w:hAnsi="华文仿宋" w:cs="华文仿宋" w:hint="eastAsia"/>
+                      <w:rFonts w:ascii="华文仿宋" w:eastAsia="华文仿宋" w:hAnsi="华文仿宋" w:cs="华文仿宋"/>
                       <w:b/>
                       <w:bCs/>
                       <w:sz w:val="28"/>
@@ -4861,7 +4846,7 @@
                   <w:pPr>
                     <w:ind w:firstLine="561"/>
                     <w:rPr>
-                      <w:rFonts w:ascii="华文仿宋" w:eastAsia="华文仿宋" w:hAnsi="华文仿宋" w:cs="华文仿宋" w:hint="eastAsia"/>
+                      <w:rFonts w:ascii="华文仿宋" w:eastAsia="华文仿宋" w:hAnsi="华文仿宋" w:cs="华文仿宋"/>
                       <w:b/>
                       <w:bCs/>
                       <w:sz w:val="28"/>
@@ -4888,7 +4873,7 @@
                   <w:pPr>
                     <w:ind w:firstLine="560"/>
                     <w:rPr>
-                      <w:rFonts w:ascii="华文仿宋" w:eastAsia="华文仿宋" w:hAnsi="华文仿宋" w:cs="华文仿宋" w:hint="eastAsia"/>
+                      <w:rFonts w:ascii="华文仿宋" w:eastAsia="华文仿宋" w:hAnsi="华文仿宋" w:cs="华文仿宋"/>
                       <w:b/>
                       <w:bCs/>
                       <w:sz w:val="28"/>
@@ -4917,7 +4902,7 @@
                   <w:pPr>
                     <w:ind w:firstLine="561"/>
                     <w:rPr>
-                      <w:rFonts w:ascii="华文仿宋" w:eastAsia="华文仿宋" w:hAnsi="华文仿宋" w:cs="华文仿宋" w:hint="eastAsia"/>
+                      <w:rFonts w:ascii="华文仿宋" w:eastAsia="华文仿宋" w:hAnsi="华文仿宋" w:cs="华文仿宋"/>
                       <w:b/>
                       <w:bCs/>
                       <w:sz w:val="28"/>
@@ -4944,7 +4929,7 @@
                   <w:pPr>
                     <w:ind w:firstLine="561"/>
                     <w:rPr>
-                      <w:rFonts w:ascii="华文仿宋" w:eastAsia="华文仿宋" w:hAnsi="华文仿宋" w:cs="华文仿宋" w:hint="eastAsia"/>
+                      <w:rFonts w:ascii="华文仿宋" w:eastAsia="华文仿宋" w:hAnsi="华文仿宋" w:cs="华文仿宋"/>
                       <w:b/>
                       <w:bCs/>
                       <w:sz w:val="28"/>
@@ -4971,7 +4956,7 @@
                   <w:pPr>
                     <w:ind w:firstLine="561"/>
                     <w:rPr>
-                      <w:rFonts w:ascii="华文仿宋" w:eastAsia="华文仿宋" w:hAnsi="华文仿宋" w:cs="华文仿宋" w:hint="eastAsia"/>
+                      <w:rFonts w:ascii="华文仿宋" w:eastAsia="华文仿宋" w:hAnsi="华文仿宋" w:cs="华文仿宋"/>
                       <w:b/>
                       <w:bCs/>
                       <w:sz w:val="28"/>
@@ -4998,7 +4983,7 @@
                   <w:pPr>
                     <w:ind w:firstLine="561"/>
                     <w:rPr>
-                      <w:rFonts w:ascii="华文仿宋" w:eastAsia="华文仿宋" w:hAnsi="华文仿宋" w:cs="华文仿宋" w:hint="eastAsia"/>
+                      <w:rFonts w:ascii="华文仿宋" w:eastAsia="华文仿宋" w:hAnsi="华文仿宋" w:cs="华文仿宋"/>
                       <w:b/>
                       <w:bCs/>
                       <w:sz w:val="28"/>
@@ -5025,7 +5010,7 @@
                   <w:pPr>
                     <w:ind w:firstLine="561"/>
                     <w:rPr>
-                      <w:rFonts w:ascii="华文仿宋" w:eastAsia="华文仿宋" w:hAnsi="华文仿宋" w:cs="华文仿宋" w:hint="eastAsia"/>
+                      <w:rFonts w:ascii="华文仿宋" w:eastAsia="华文仿宋" w:hAnsi="华文仿宋" w:cs="华文仿宋"/>
                       <w:b/>
                       <w:bCs/>
                       <w:sz w:val="28"/>
@@ -5052,7 +5037,7 @@
                   <w:pPr>
                     <w:ind w:firstLine="560"/>
                     <w:rPr>
-                      <w:rFonts w:ascii="华文仿宋" w:eastAsia="华文仿宋" w:hAnsi="华文仿宋" w:cs="华文仿宋" w:hint="eastAsia"/>
+                      <w:rFonts w:ascii="华文仿宋" w:eastAsia="华文仿宋" w:hAnsi="华文仿宋" w:cs="华文仿宋"/>
                       <w:b/>
                       <w:bCs/>
                       <w:sz w:val="28"/>
@@ -5081,7 +5066,7 @@
                   <w:pPr>
                     <w:ind w:firstLine="561"/>
                     <w:rPr>
-                      <w:rFonts w:ascii="华文仿宋" w:eastAsia="华文仿宋" w:hAnsi="华文仿宋" w:cs="华文仿宋" w:hint="eastAsia"/>
+                      <w:rFonts w:ascii="华文仿宋" w:eastAsia="华文仿宋" w:hAnsi="华文仿宋" w:cs="华文仿宋"/>
                       <w:b/>
                       <w:bCs/>
                       <w:sz w:val="28"/>
@@ -5108,7 +5093,7 @@
                   <w:pPr>
                     <w:ind w:firstLine="561"/>
                     <w:rPr>
-                      <w:rFonts w:ascii="华文仿宋" w:eastAsia="华文仿宋" w:hAnsi="华文仿宋" w:cs="华文仿宋" w:hint="eastAsia"/>
+                      <w:rFonts w:ascii="华文仿宋" w:eastAsia="华文仿宋" w:hAnsi="华文仿宋" w:cs="华文仿宋"/>
                       <w:b/>
                       <w:bCs/>
                       <w:sz w:val="28"/>
@@ -5135,7 +5120,7 @@
                   <w:pPr>
                     <w:ind w:firstLine="561"/>
                     <w:rPr>
-                      <w:rFonts w:ascii="华文仿宋" w:eastAsia="华文仿宋" w:hAnsi="华文仿宋" w:cs="华文仿宋" w:hint="eastAsia"/>
+                      <w:rFonts w:ascii="华文仿宋" w:eastAsia="华文仿宋" w:hAnsi="华文仿宋" w:cs="华文仿宋"/>
                       <w:b/>
                       <w:bCs/>
                       <w:sz w:val="28"/>
@@ -5162,7 +5147,7 @@
                   <w:pPr>
                     <w:ind w:firstLine="561"/>
                     <w:rPr>
-                      <w:rFonts w:ascii="华文仿宋" w:eastAsia="华文仿宋" w:hAnsi="华文仿宋" w:cs="华文仿宋" w:hint="eastAsia"/>
+                      <w:rFonts w:ascii="华文仿宋" w:eastAsia="华文仿宋" w:hAnsi="华文仿宋" w:cs="华文仿宋"/>
                       <w:b/>
                       <w:bCs/>
                       <w:sz w:val="28"/>
@@ -5189,7 +5174,7 @@
                   <w:pPr>
                     <w:ind w:firstLine="561"/>
                     <w:rPr>
-                      <w:rFonts w:ascii="华文仿宋" w:eastAsia="华文仿宋" w:hAnsi="华文仿宋" w:cs="华文仿宋" w:hint="eastAsia"/>
+                      <w:rFonts w:ascii="华文仿宋" w:eastAsia="华文仿宋" w:hAnsi="华文仿宋" w:cs="华文仿宋"/>
                       <w:b/>
                       <w:bCs/>
                       <w:sz w:val="28"/>
@@ -5216,7 +5201,7 @@
                   <w:pPr>
                     <w:ind w:firstLine="560"/>
                     <w:rPr>
-                      <w:rFonts w:ascii="华文仿宋" w:eastAsia="华文仿宋" w:hAnsi="华文仿宋" w:cs="华文仿宋" w:hint="eastAsia"/>
+                      <w:rFonts w:ascii="华文仿宋" w:eastAsia="华文仿宋" w:hAnsi="华文仿宋" w:cs="华文仿宋"/>
                       <w:b/>
                       <w:bCs/>
                       <w:sz w:val="28"/>
@@ -5245,7 +5230,7 @@
                   <w:pPr>
                     <w:ind w:firstLine="561"/>
                     <w:rPr>
-                      <w:rFonts w:ascii="华文仿宋" w:eastAsia="华文仿宋" w:hAnsi="华文仿宋" w:cs="华文仿宋" w:hint="eastAsia"/>
+                      <w:rFonts w:ascii="华文仿宋" w:eastAsia="华文仿宋" w:hAnsi="华文仿宋" w:cs="华文仿宋"/>
                       <w:b/>
                       <w:bCs/>
                       <w:sz w:val="28"/>
@@ -5272,7 +5257,7 @@
                   <w:pPr>
                     <w:ind w:firstLine="561"/>
                     <w:rPr>
-                      <w:rFonts w:ascii="华文仿宋" w:eastAsia="华文仿宋" w:hAnsi="华文仿宋" w:cs="华文仿宋" w:hint="eastAsia"/>
+                      <w:rFonts w:ascii="华文仿宋" w:eastAsia="华文仿宋" w:hAnsi="华文仿宋" w:cs="华文仿宋"/>
                       <w:b/>
                       <w:bCs/>
                       <w:sz w:val="28"/>
@@ -5299,7 +5284,7 @@
                   <w:pPr>
                     <w:ind w:firstLine="561"/>
                     <w:rPr>
-                      <w:rFonts w:ascii="华文仿宋" w:eastAsia="华文仿宋" w:hAnsi="华文仿宋" w:cs="华文仿宋" w:hint="eastAsia"/>
+                      <w:rFonts w:ascii="华文仿宋" w:eastAsia="华文仿宋" w:hAnsi="华文仿宋" w:cs="华文仿宋"/>
                       <w:b/>
                       <w:bCs/>
                       <w:sz w:val="28"/>
@@ -5326,7 +5311,7 @@
                   <w:pPr>
                     <w:ind w:firstLine="561"/>
                     <w:rPr>
-                      <w:rFonts w:ascii="华文仿宋" w:eastAsia="华文仿宋" w:hAnsi="华文仿宋" w:cs="华文仿宋" w:hint="eastAsia"/>
+                      <w:rFonts w:ascii="华文仿宋" w:eastAsia="华文仿宋" w:hAnsi="华文仿宋" w:cs="华文仿宋"/>
                       <w:b/>
                       <w:bCs/>
                       <w:sz w:val="28"/>
@@ -5353,7 +5338,7 @@
                   <w:pPr>
                     <w:ind w:firstLine="561"/>
                     <w:rPr>
-                      <w:rFonts w:ascii="华文仿宋" w:eastAsia="华文仿宋" w:hAnsi="华文仿宋" w:cs="华文仿宋" w:hint="eastAsia"/>
+                      <w:rFonts w:ascii="华文仿宋" w:eastAsia="华文仿宋" w:hAnsi="华文仿宋" w:cs="华文仿宋"/>
                       <w:b/>
                       <w:bCs/>
                       <w:sz w:val="28"/>
@@ -5380,7 +5365,7 @@
                   <w:pPr>
                     <w:ind w:firstLine="560"/>
                     <w:rPr>
-                      <w:rFonts w:ascii="华文仿宋" w:eastAsia="华文仿宋" w:hAnsi="华文仿宋" w:cs="华文仿宋" w:hint="eastAsia"/>
+                      <w:rFonts w:ascii="华文仿宋" w:eastAsia="华文仿宋" w:hAnsi="华文仿宋" w:cs="华文仿宋"/>
                       <w:b/>
                       <w:bCs/>
                       <w:sz w:val="28"/>
@@ -5409,7 +5394,7 @@
                   <w:pPr>
                     <w:ind w:firstLine="561"/>
                     <w:rPr>
-                      <w:rFonts w:ascii="华文仿宋" w:eastAsia="华文仿宋" w:hAnsi="华文仿宋" w:cs="华文仿宋" w:hint="eastAsia"/>
+                      <w:rFonts w:ascii="华文仿宋" w:eastAsia="华文仿宋" w:hAnsi="华文仿宋" w:cs="华文仿宋"/>
                       <w:b/>
                       <w:bCs/>
                       <w:sz w:val="28"/>
@@ -5436,7 +5421,7 @@
                   <w:pPr>
                     <w:ind w:firstLine="561"/>
                     <w:rPr>
-                      <w:rFonts w:ascii="华文仿宋" w:eastAsia="华文仿宋" w:hAnsi="华文仿宋" w:cs="华文仿宋" w:hint="eastAsia"/>
+                      <w:rFonts w:ascii="华文仿宋" w:eastAsia="华文仿宋" w:hAnsi="华文仿宋" w:cs="华文仿宋"/>
                       <w:b/>
                       <w:bCs/>
                       <w:sz w:val="28"/>
@@ -5463,7 +5448,7 @@
                   <w:pPr>
                     <w:ind w:firstLine="561"/>
                     <w:rPr>
-                      <w:rFonts w:ascii="华文仿宋" w:eastAsia="华文仿宋" w:hAnsi="华文仿宋" w:cs="华文仿宋" w:hint="eastAsia"/>
+                      <w:rFonts w:ascii="华文仿宋" w:eastAsia="华文仿宋" w:hAnsi="华文仿宋" w:cs="华文仿宋"/>
                       <w:b/>
                       <w:bCs/>
                       <w:sz w:val="28"/>
@@ -5490,7 +5475,7 @@
                   <w:pPr>
                     <w:ind w:firstLine="561"/>
                     <w:rPr>
-                      <w:rFonts w:ascii="华文仿宋" w:eastAsia="华文仿宋" w:hAnsi="华文仿宋" w:cs="华文仿宋" w:hint="eastAsia"/>
+                      <w:rFonts w:ascii="华文仿宋" w:eastAsia="华文仿宋" w:hAnsi="华文仿宋" w:cs="华文仿宋"/>
                       <w:b/>
                       <w:bCs/>
                       <w:sz w:val="28"/>
@@ -5517,7 +5502,7 @@
                   <w:pPr>
                     <w:ind w:firstLine="561"/>
                     <w:rPr>
-                      <w:rFonts w:ascii="华文仿宋" w:eastAsia="华文仿宋" w:hAnsi="华文仿宋" w:cs="华文仿宋" w:hint="eastAsia"/>
+                      <w:rFonts w:ascii="华文仿宋" w:eastAsia="华文仿宋" w:hAnsi="华文仿宋" w:cs="华文仿宋"/>
                       <w:b/>
                       <w:bCs/>
                       <w:sz w:val="28"/>
@@ -5544,7 +5529,7 @@
                   <w:pPr>
                     <w:ind w:firstLine="560"/>
                     <w:rPr>
-                      <w:rFonts w:ascii="华文仿宋" w:eastAsia="华文仿宋" w:hAnsi="华文仿宋" w:cs="华文仿宋" w:hint="eastAsia"/>
+                      <w:rFonts w:ascii="华文仿宋" w:eastAsia="华文仿宋" w:hAnsi="华文仿宋" w:cs="华文仿宋"/>
                       <w:b/>
                       <w:bCs/>
                       <w:sz w:val="28"/>
@@ -5573,7 +5558,7 @@
                   <w:pPr>
                     <w:ind w:firstLine="561"/>
                     <w:rPr>
-                      <w:rFonts w:ascii="华文仿宋" w:eastAsia="华文仿宋" w:hAnsi="华文仿宋" w:cs="华文仿宋" w:hint="eastAsia"/>
+                      <w:rFonts w:ascii="华文仿宋" w:eastAsia="华文仿宋" w:hAnsi="华文仿宋" w:cs="华文仿宋"/>
                       <w:b/>
                       <w:bCs/>
                       <w:sz w:val="28"/>
@@ -5600,7 +5585,7 @@
                   <w:pPr>
                     <w:ind w:firstLine="561"/>
                     <w:rPr>
-                      <w:rFonts w:ascii="华文仿宋" w:eastAsia="华文仿宋" w:hAnsi="华文仿宋" w:cs="华文仿宋" w:hint="eastAsia"/>
+                      <w:rFonts w:ascii="华文仿宋" w:eastAsia="华文仿宋" w:hAnsi="华文仿宋" w:cs="华文仿宋"/>
                       <w:b/>
                       <w:bCs/>
                       <w:sz w:val="28"/>
@@ -5627,7 +5612,7 @@
                   <w:pPr>
                     <w:ind w:firstLine="561"/>
                     <w:rPr>
-                      <w:rFonts w:ascii="华文仿宋" w:eastAsia="华文仿宋" w:hAnsi="华文仿宋" w:cs="华文仿宋" w:hint="eastAsia"/>
+                      <w:rFonts w:ascii="华文仿宋" w:eastAsia="华文仿宋" w:hAnsi="华文仿宋" w:cs="华文仿宋"/>
                       <w:b/>
                       <w:bCs/>
                       <w:sz w:val="28"/>
@@ -5654,7 +5639,7 @@
                   <w:pPr>
                     <w:ind w:firstLine="561"/>
                     <w:rPr>
-                      <w:rFonts w:ascii="华文仿宋" w:eastAsia="华文仿宋" w:hAnsi="华文仿宋" w:cs="华文仿宋" w:hint="eastAsia"/>
+                      <w:rFonts w:ascii="华文仿宋" w:eastAsia="华文仿宋" w:hAnsi="华文仿宋" w:cs="华文仿宋"/>
                       <w:b/>
                       <w:bCs/>
                       <w:sz w:val="28"/>
@@ -5681,7 +5666,7 @@
                   <w:pPr>
                     <w:ind w:firstLine="561"/>
                     <w:rPr>
-                      <w:rFonts w:ascii="华文仿宋" w:eastAsia="华文仿宋" w:hAnsi="华文仿宋" w:cs="华文仿宋" w:hint="eastAsia"/>
+                      <w:rFonts w:ascii="华文仿宋" w:eastAsia="华文仿宋" w:hAnsi="华文仿宋" w:cs="华文仿宋"/>
                       <w:b/>
                       <w:bCs/>
                       <w:sz w:val="28"/>
@@ -5708,7 +5693,7 @@
                   <w:pPr>
                     <w:ind w:firstLine="560"/>
                     <w:rPr>
-                      <w:rFonts w:ascii="华文仿宋" w:eastAsia="华文仿宋" w:hAnsi="华文仿宋" w:cs="华文仿宋" w:hint="eastAsia"/>
+                      <w:rFonts w:ascii="华文仿宋" w:eastAsia="华文仿宋" w:hAnsi="华文仿宋" w:cs="华文仿宋"/>
                       <w:b/>
                       <w:bCs/>
                       <w:sz w:val="28"/>
@@ -5737,7 +5722,7 @@
                   <w:pPr>
                     <w:ind w:firstLine="561"/>
                     <w:rPr>
-                      <w:rFonts w:ascii="华文仿宋" w:eastAsia="华文仿宋" w:hAnsi="华文仿宋" w:cs="华文仿宋" w:hint="eastAsia"/>
+                      <w:rFonts w:ascii="华文仿宋" w:eastAsia="华文仿宋" w:hAnsi="华文仿宋" w:cs="华文仿宋"/>
                       <w:b/>
                       <w:bCs/>
                       <w:sz w:val="28"/>
@@ -5764,7 +5749,7 @@
                   <w:pPr>
                     <w:ind w:firstLine="561"/>
                     <w:rPr>
-                      <w:rFonts w:ascii="华文仿宋" w:eastAsia="华文仿宋" w:hAnsi="华文仿宋" w:cs="华文仿宋" w:hint="eastAsia"/>
+                      <w:rFonts w:ascii="华文仿宋" w:eastAsia="华文仿宋" w:hAnsi="华文仿宋" w:cs="华文仿宋"/>
                       <w:b/>
                       <w:bCs/>
                       <w:sz w:val="28"/>
@@ -5791,7 +5776,7 @@
                   <w:pPr>
                     <w:ind w:firstLine="561"/>
                     <w:rPr>
-                      <w:rFonts w:ascii="华文仿宋" w:eastAsia="华文仿宋" w:hAnsi="华文仿宋" w:cs="华文仿宋" w:hint="eastAsia"/>
+                      <w:rFonts w:ascii="华文仿宋" w:eastAsia="华文仿宋" w:hAnsi="华文仿宋" w:cs="华文仿宋"/>
                       <w:b/>
                       <w:bCs/>
                       <w:sz w:val="28"/>
@@ -5818,7 +5803,7 @@
                   <w:pPr>
                     <w:ind w:firstLine="561"/>
                     <w:rPr>
-                      <w:rFonts w:ascii="华文仿宋" w:eastAsia="华文仿宋" w:hAnsi="华文仿宋" w:cs="华文仿宋" w:hint="eastAsia"/>
+                      <w:rFonts w:ascii="华文仿宋" w:eastAsia="华文仿宋" w:hAnsi="华文仿宋" w:cs="华文仿宋"/>
                       <w:b/>
                       <w:bCs/>
                       <w:sz w:val="28"/>
@@ -5845,7 +5830,7 @@
                   <w:pPr>
                     <w:ind w:firstLine="561"/>
                     <w:rPr>
-                      <w:rFonts w:ascii="华文仿宋" w:eastAsia="华文仿宋" w:hAnsi="华文仿宋" w:cs="华文仿宋" w:hint="eastAsia"/>
+                      <w:rFonts w:ascii="华文仿宋" w:eastAsia="华文仿宋" w:hAnsi="华文仿宋" w:cs="华文仿宋"/>
                       <w:b/>
                       <w:bCs/>
                       <w:sz w:val="28"/>
@@ -5872,7 +5857,7 @@
                   <w:pPr>
                     <w:ind w:firstLine="560"/>
                     <w:rPr>
-                      <w:rFonts w:ascii="华文仿宋" w:eastAsia="华文仿宋" w:hAnsi="华文仿宋" w:cs="华文仿宋" w:hint="eastAsia"/>
+                      <w:rFonts w:ascii="华文仿宋" w:eastAsia="华文仿宋" w:hAnsi="华文仿宋" w:cs="华文仿宋"/>
                       <w:b/>
                       <w:bCs/>
                       <w:sz w:val="28"/>
@@ -5898,7 +5883,7 @@
               <w:ind w:firstLine="561"/>
               <w:jc w:val="left"/>
               <w:rPr>
-                <w:rFonts w:ascii="华文楷体" w:eastAsia="华文楷体" w:hAnsi="华文楷体" w:cs="华文楷体" w:hint="eastAsia"/>
+                <w:rFonts w:ascii="华文楷体" w:eastAsia="华文楷体" w:hAnsi="华文楷体" w:cs="华文楷体"/>
                 <w:sz w:val="28"/>
                 <w:szCs w:val="36"/>
               </w:rPr>
@@ -5919,7 +5904,7 @@
               <w:ind w:firstLine="561"/>
               <w:jc w:val="left"/>
               <w:rPr>
-                <w:rFonts w:ascii="华文楷体" w:eastAsia="华文楷体" w:hAnsi="华文楷体" w:cs="华文楷体" w:hint="eastAsia"/>
+                <w:rFonts w:ascii="华文楷体" w:eastAsia="华文楷体" w:hAnsi="华文楷体" w:cs="华文楷体"/>
                 <w:sz w:val="28"/>
                 <w:szCs w:val="36"/>
               </w:rPr>
@@ -5938,7 +5923,7 @@
               <w:ind w:firstLine="561"/>
               <w:jc w:val="left"/>
               <w:rPr>
-                <w:rFonts w:ascii="华文楷体" w:eastAsia="华文楷体" w:hAnsi="华文楷体" w:cs="华文楷体" w:hint="eastAsia"/>
+                <w:rFonts w:ascii="华文楷体" w:eastAsia="华文楷体" w:hAnsi="华文楷体" w:cs="华文楷体"/>
                 <w:sz w:val="28"/>
                 <w:szCs w:val="36"/>
               </w:rPr>
@@ -5949,7 +5934,7 @@
               <w:ind w:firstLine="561"/>
               <w:jc w:val="left"/>
               <w:rPr>
-                <w:rFonts w:ascii="华文楷体" w:eastAsia="华文楷体" w:hAnsi="华文楷体" w:cs="华文楷体" w:hint="eastAsia"/>
+                <w:rFonts w:ascii="华文楷体" w:eastAsia="华文楷体" w:hAnsi="华文楷体" w:cs="华文楷体"/>
                 <w:sz w:val="24"/>
                 <w:szCs w:val="32"/>
               </w:rPr>
@@ -5998,7 +5983,7 @@
               <w:pStyle w:val="2"/>
               <w:ind w:firstLine="560"/>
               <w:rPr>
-                <w:rFonts w:ascii="华文仿宋" w:eastAsia="华文仿宋" w:hAnsi="华文仿宋" w:cs="华文仿宋" w:hint="eastAsia"/>
+                <w:rFonts w:ascii="华文仿宋" w:eastAsia="华文仿宋" w:hAnsi="华文仿宋" w:cs="华文仿宋"/>
                 <w:bCs/>
                 <w:szCs w:val="36"/>
               </w:rPr>
@@ -6016,7 +6001,7 @@
           <w:p>
             <w:pPr>
               <w:rPr>
-                <w:rFonts w:ascii="华文仿宋" w:eastAsia="华文仿宋" w:hAnsi="华文仿宋" w:cs="华文仿宋" w:hint="eastAsia"/>
+                <w:rFonts w:ascii="华文仿宋" w:eastAsia="华文仿宋" w:hAnsi="华文仿宋" w:cs="华文仿宋"/>
                 <w:b/>
                 <w:bCs/>
                 <w:sz w:val="24"/>
@@ -6217,61 +6202,61 @@
           <w:p>
             <w:pPr>
               <w:rPr>
+                <w:rFonts w:ascii="华文仿宋" w:eastAsia="华文仿宋" w:hAnsi="华文仿宋" w:cs="华文仿宋"/>
+                <w:b/>
+                <w:bCs/>
+                <w:sz w:val="24"/>
+                <w:szCs w:val="32"/>
+              </w:rPr>
+            </w:pPr>
+          </w:p>
+          <w:p>
+            <w:pPr>
+              <w:rPr>
+                <w:rFonts w:ascii="华文仿宋" w:eastAsia="华文仿宋" w:hAnsi="华文仿宋" w:cs="华文仿宋"/>
+                <w:sz w:val="24"/>
+                <w:szCs w:val="32"/>
+              </w:rPr>
+            </w:pPr>
+            <w:r>
+              <w:rPr>
                 <w:rFonts w:ascii="华文仿宋" w:eastAsia="华文仿宋" w:hAnsi="华文仿宋" w:cs="华文仿宋" w:hint="eastAsia"/>
-                <w:b/>
-                <w:bCs/>
-                <w:sz w:val="24"/>
-                <w:szCs w:val="32"/>
-              </w:rPr>
-            </w:pPr>
-          </w:p>
-          <w:p>
-            <w:pPr>
+                <w:sz w:val="24"/>
+                <w:szCs w:val="32"/>
+              </w:rPr>
+              <w:t>（2）</w:t>
+            </w:r>
+            <w:r>
               <w:rPr>
                 <w:rFonts w:ascii="华文仿宋" w:eastAsia="华文仿宋" w:hAnsi="华文仿宋" w:cs="华文仿宋" w:hint="eastAsia"/>
                 <w:sz w:val="24"/>
                 <w:szCs w:val="32"/>
               </w:rPr>
-            </w:pPr>
+              <w:t>经过交换机扩展后的局域网是同一个网络吗？为什么？</w:t>
+            </w:r>
+          </w:p>
+          <w:p>
+            <w:pPr>
+              <w:ind w:left="720"/>
+              <w:rPr>
+                <w:rFonts w:ascii="华文仿宋" w:eastAsia="华文仿宋" w:hAnsi="华文仿宋" w:cs="华文仿宋"/>
+                <w:sz w:val="24"/>
+                <w:szCs w:val="32"/>
+              </w:rPr>
+            </w:pPr>
+            <w:r>
+              <w:rPr>
+                <w:rFonts w:ascii="华文仿宋" w:eastAsia="华文仿宋" w:hAnsi="华文仿宋" w:cs="华文仿宋"/>
+                <w:b/>
+                <w:bCs/>
+                <w:sz w:val="24"/>
+                <w:szCs w:val="32"/>
+              </w:rPr>
+              <w:t>是同一个网络</w:t>
+            </w:r>
             <w:r>
               <w:rPr>
                 <w:rFonts w:ascii="华文仿宋" w:eastAsia="华文仿宋" w:hAnsi="华文仿宋" w:cs="华文仿宋" w:hint="eastAsia"/>
-                <w:sz w:val="24"/>
-                <w:szCs w:val="32"/>
-              </w:rPr>
-              <w:t>（2）</w:t>
-            </w:r>
-            <w:r>
-              <w:rPr>
-                <w:rFonts w:ascii="华文仿宋" w:eastAsia="华文仿宋" w:hAnsi="华文仿宋" w:cs="华文仿宋" w:hint="eastAsia"/>
-                <w:sz w:val="24"/>
-                <w:szCs w:val="32"/>
-              </w:rPr>
-              <w:t>经过交换机扩展后的局域网是同一个网络吗？为什么？</w:t>
-            </w:r>
-          </w:p>
-          <w:p>
-            <w:pPr>
-              <w:ind w:left="720"/>
-              <w:rPr>
-                <w:rFonts w:ascii="华文仿宋" w:eastAsia="华文仿宋" w:hAnsi="华文仿宋" w:cs="华文仿宋"/>
-                <w:sz w:val="24"/>
-                <w:szCs w:val="32"/>
-              </w:rPr>
-            </w:pPr>
-            <w:r>
-              <w:rPr>
-                <w:rFonts w:ascii="华文仿宋" w:eastAsia="华文仿宋" w:hAnsi="华文仿宋" w:cs="华文仿宋"/>
-                <w:b/>
-                <w:bCs/>
-                <w:sz w:val="24"/>
-                <w:szCs w:val="32"/>
-              </w:rPr>
-              <w:t>是同一个网络</w:t>
-            </w:r>
-            <w:r>
-              <w:rPr>
-                <w:rFonts w:ascii="华文仿宋" w:eastAsia="华文仿宋" w:hAnsi="华文仿宋" w:cs="华文仿宋" w:hint="eastAsia"/>
                 <w:b/>
                 <w:bCs/>
                 <w:sz w:val="24"/>
@@ -6288,19 +6273,13 @@
               <w:t>交换机是二层设备，它在同一个广播域内工作。在任务一的拓扑中，所有PC都配置在同一个IP子网（192.168.1.0/24），它们共享同一个广播域。交换机（LSW1和LSW2）的作用是扩展该局域网的覆盖范围和端口数量，但网络在逻辑上仍是同一个（即同一个广播域和同一个IP子网）。</w:t>
             </w:r>
           </w:p>
-          <w:p>
-            <w:pPr>
-              <w:rPr>
-                <w:rFonts w:hint="eastAsia"/>
-              </w:rPr>
-            </w:pPr>
-          </w:p>
+          <w:p/>
           <w:p>
             <w:pPr>
               <w:pStyle w:val="2"/>
               <w:ind w:firstLine="560"/>
               <w:rPr>
-                <w:rFonts w:ascii="华文仿宋" w:eastAsia="华文仿宋" w:hAnsi="华文仿宋" w:cs="华文仿宋" w:hint="eastAsia"/>
+                <w:rFonts w:ascii="华文仿宋" w:eastAsia="华文仿宋" w:hAnsi="华文仿宋" w:cs="华文仿宋"/>
                 <w:bCs/>
                 <w:szCs w:val="36"/>
               </w:rPr>
@@ -6321,7 +6300,7 @@
                 <w:numId w:val="4"/>
               </w:numPr>
               <w:rPr>
-                <w:rFonts w:ascii="华文仿宋" w:eastAsia="华文仿宋" w:hAnsi="华文仿宋" w:cs="华文仿宋" w:hint="eastAsia"/>
+                <w:rFonts w:ascii="华文仿宋" w:eastAsia="华文仿宋" w:hAnsi="华文仿宋" w:cs="华文仿宋"/>
                 <w:sz w:val="24"/>
                 <w:szCs w:val="32"/>
               </w:rPr>
@@ -6343,7 +6322,7 @@
               </w:tabs>
               <w:ind w:firstLineChars="200" w:firstLine="480"/>
               <w:rPr>
-                <w:rFonts w:ascii="华文仿宋" w:eastAsia="华文仿宋" w:hAnsi="华文仿宋" w:cs="华文仿宋" w:hint="eastAsia"/>
+                <w:rFonts w:ascii="华文仿宋" w:eastAsia="华文仿宋" w:hAnsi="华文仿宋" w:cs="华文仿宋"/>
                 <w:b/>
                 <w:bCs/>
                 <w:sz w:val="24"/>
@@ -6368,7 +6347,7 @@
               </w:tabs>
               <w:ind w:firstLineChars="200" w:firstLine="480"/>
               <w:rPr>
-                <w:rFonts w:ascii="华文仿宋" w:eastAsia="华文仿宋" w:hAnsi="华文仿宋" w:cs="华文仿宋" w:hint="eastAsia"/>
+                <w:rFonts w:ascii="华文仿宋" w:eastAsia="华文仿宋" w:hAnsi="华文仿宋" w:cs="华文仿宋"/>
                 <w:b/>
                 <w:bCs/>
                 <w:sz w:val="24"/>
@@ -6393,23 +6372,61 @@
               </w:tabs>
               <w:ind w:firstLineChars="200" w:firstLine="480"/>
               <w:rPr>
+                <w:rFonts w:ascii="华文仿宋" w:eastAsia="华文仿宋" w:hAnsi="华文仿宋" w:cs="华文仿宋"/>
+                <w:b/>
+                <w:bCs/>
+                <w:sz w:val="24"/>
+                <w:szCs w:val="32"/>
+              </w:rPr>
+            </w:pPr>
+            <w:r>
+              <w:rPr>
                 <w:rFonts w:ascii="华文仿宋" w:eastAsia="华文仿宋" w:hAnsi="华文仿宋" w:cs="华文仿宋" w:hint="eastAsia"/>
                 <w:b/>
                 <w:bCs/>
                 <w:sz w:val="24"/>
                 <w:szCs w:val="32"/>
               </w:rPr>
+              <w:t>验证：确认 VLAN 配置：首先，确保 SW1 和 SW2 上的 VLAN 配置正确。确认 PC2 和 PC5 分别属于不同的 VLAN，并且两个交换机之间已配置了正确的 VLAN Trunk。检查链路状态：通过检查 SW1 的 g0/0/1 端口和 SW2 的 g0/0/1 端口的链路状态，以确保链路正常工作。确保链路上的物理连接没有故障或错误。VLAN 配置排查：检查 SW1 和 SW2 上的 VLAN 配置，确保 VLAN 的创建、端口成员关联和 VLAN Trunk 配置正确。确保 PC2 和 PC5 所属的 VLAN 已正确配置。</w:t>
+            </w:r>
+          </w:p>
+          <w:p>
+            <w:pPr>
+              <w:rPr>
+                <w:rFonts w:ascii="华文仿宋" w:eastAsia="华文仿宋" w:hAnsi="华文仿宋" w:cs="华文仿宋"/>
+                <w:sz w:val="24"/>
+                <w:szCs w:val="32"/>
+              </w:rPr>
+            </w:pPr>
+          </w:p>
+          <w:p>
+            <w:pPr>
+              <w:rPr>
+                <w:rFonts w:ascii="华文仿宋" w:eastAsia="华文仿宋" w:hAnsi="华文仿宋" w:cs="华文仿宋"/>
+                <w:sz w:val="24"/>
+                <w:szCs w:val="32"/>
+              </w:rPr>
             </w:pPr>
             <w:r>
               <w:rPr>
                 <w:rFonts w:ascii="华文仿宋" w:eastAsia="华文仿宋" w:hAnsi="华文仿宋" w:cs="华文仿宋" w:hint="eastAsia"/>
-                <w:b/>
-                <w:bCs/>
-                <w:sz w:val="24"/>
-                <w:szCs w:val="32"/>
-              </w:rPr>
-              <w:t>验证：确认 VLAN 配置：首先，确保 SW1 和 SW2 上的 VLAN 配置正确。确认 PC2 和 PC5 分别属于不同的 VLAN，并且两个交换机之间已配置了正确的 VLAN Trunk。检查链路状态：通过检查 SW1 的 g0/0/1 端口和 SW2 的 g0/0/1 端口的链路状态，以确保链路正常工作。确保链路上的物理连接没有故障或错误。VLAN 配置排查：检查 SW1 和 SW2 上的 VLAN 配置，确保 VLAN 的创建、端口成员关联和 VLAN Trunk 配置正确。确保 PC2 和 PC5 所属的 VLAN 已正确配置</w:t>
-            </w:r>
+                <w:sz w:val="24"/>
+                <w:szCs w:val="32"/>
+              </w:rPr>
+              <w:t>（2）请抓取VLAN包分析，1 台交换机最多可以划分多少个 VLAN？VLAN 对于交换机的通信效率是否有影响？请说明原因。</w:t>
+            </w:r>
+          </w:p>
+          <w:p>
+            <w:pPr>
+              <w:ind w:firstLineChars="200" w:firstLine="480"/>
+              <w:rPr>
+                <w:rFonts w:ascii="华文仿宋" w:eastAsia="华文仿宋" w:hAnsi="华文仿宋" w:cs="华文仿宋"/>
+                <w:b/>
+                <w:bCs/>
+                <w:sz w:val="24"/>
+                <w:szCs w:val="32"/>
+              </w:rPr>
+            </w:pPr>
             <w:r>
               <w:rPr>
                 <w:rFonts w:ascii="华文仿宋" w:eastAsia="华文仿宋" w:hAnsi="华文仿宋" w:cs="华文仿宋" w:hint="eastAsia"/>
@@ -6418,97 +6435,39 @@
                 <w:sz w:val="24"/>
                 <w:szCs w:val="32"/>
               </w:rPr>
-              <w:t>。</w:t>
-            </w:r>
-          </w:p>
-          <w:p>
-            <w:pPr>
+              <w:t>1台交换机最多可以划分的 VLAN 数量取决于交换机型号和支持的 VLAN 标识符（VLAN ID）范围。通常情况下，IEEE 802.1Q 标准定义了 12 位 VLAN ID，允许最多划分 4096 个 VLAN。对于交换机的通信效率，VLAN 的划分通常不会直接影响交换机的性能。交换机使用 MAC 地址表（MAC Address Table）来学习并转发数据帧，无论数据帧是属于一个 VLAN 还是另一个 VLAN，交换机都可以根据目标 MAC 地址将数据帧定向到正确的端口。</w:t>
+            </w:r>
+          </w:p>
+          <w:p>
+            <w:pPr>
+              <w:rPr>
+                <w:rFonts w:ascii="华文仿宋" w:eastAsia="华文仿宋" w:hAnsi="华文仿宋" w:cs="华文仿宋"/>
+                <w:sz w:val="24"/>
+                <w:szCs w:val="32"/>
+              </w:rPr>
+            </w:pPr>
+          </w:p>
+          <w:p>
+            <w:pPr>
+              <w:rPr>
+                <w:rFonts w:ascii="华文仿宋" w:eastAsia="华文仿宋" w:hAnsi="华文仿宋" w:cs="华文仿宋"/>
+                <w:sz w:val="24"/>
+                <w:szCs w:val="32"/>
+              </w:rPr>
+            </w:pPr>
+            <w:r>
               <w:rPr>
                 <w:rFonts w:ascii="华文仿宋" w:eastAsia="华文仿宋" w:hAnsi="华文仿宋" w:cs="华文仿宋" w:hint="eastAsia"/>
                 <w:sz w:val="24"/>
                 <w:szCs w:val="32"/>
               </w:rPr>
-            </w:pPr>
-          </w:p>
-          <w:p>
-            <w:pPr>
-              <w:rPr>
-                <w:rFonts w:ascii="华文仿宋" w:eastAsia="华文仿宋" w:hAnsi="华文仿宋" w:cs="华文仿宋" w:hint="eastAsia"/>
-                <w:sz w:val="24"/>
-                <w:szCs w:val="32"/>
-              </w:rPr>
-            </w:pPr>
-            <w:r>
-              <w:rPr>
-                <w:rFonts w:ascii="华文仿宋" w:eastAsia="华文仿宋" w:hAnsi="华文仿宋" w:cs="华文仿宋" w:hint="eastAsia"/>
-                <w:sz w:val="24"/>
-                <w:szCs w:val="32"/>
-              </w:rPr>
-              <w:t>（2）请抓取VLAN包分析，1 台交换机最多可以划分多少个 VLAN？VLAN 对于交换机的通信效率是否有影响？请说明原因。</w:t>
-            </w:r>
-          </w:p>
-          <w:p>
-            <w:pPr>
-              <w:ind w:firstLineChars="200" w:firstLine="480"/>
-              <w:rPr>
-                <w:rFonts w:ascii="华文仿宋" w:eastAsia="华文仿宋" w:hAnsi="华文仿宋" w:cs="华文仿宋" w:hint="eastAsia"/>
-                <w:b/>
-                <w:bCs/>
-                <w:sz w:val="24"/>
-                <w:szCs w:val="32"/>
-              </w:rPr>
-            </w:pPr>
-            <w:r>
-              <w:rPr>
-                <w:rFonts w:ascii="华文仿宋" w:eastAsia="华文仿宋" w:hAnsi="华文仿宋" w:cs="华文仿宋" w:hint="eastAsia"/>
-                <w:b/>
-                <w:bCs/>
-                <w:sz w:val="24"/>
-                <w:szCs w:val="32"/>
-              </w:rPr>
-              <w:t>1</w:t>
-            </w:r>
-            <w:r>
-              <w:rPr>
-                <w:rFonts w:ascii="华文仿宋" w:eastAsia="华文仿宋" w:hAnsi="华文仿宋" w:cs="华文仿宋" w:hint="eastAsia"/>
-                <w:b/>
-                <w:bCs/>
-                <w:sz w:val="24"/>
-                <w:szCs w:val="32"/>
-              </w:rPr>
-              <w:t>台交换机最多可以划分的 VLAN 数量取决于交换机型号和支持的 VLAN 标识符（VLAN ID）范围。通常情况下，IEEE 802.1Q 标准定义了 12 位 VLAN ID，允许最多划分 4096 个 VLAN。对于交换机的通信效率，VLAN 的划分通常不会直接影响交换机的性能。交换机使用 MAC 地址表（MAC Address Table）来学习并转发数据帧，无论数据帧是属于一个 VLAN 还是另一个 VLAN，交换机都可以根据目标 MAC 地址将数据帧定向到正确的端口。</w:t>
-            </w:r>
-          </w:p>
-          <w:p>
-            <w:pPr>
-              <w:rPr>
-                <w:rFonts w:ascii="华文仿宋" w:eastAsia="华文仿宋" w:hAnsi="华文仿宋" w:cs="华文仿宋" w:hint="eastAsia"/>
-                <w:sz w:val="24"/>
-                <w:szCs w:val="32"/>
-              </w:rPr>
-            </w:pPr>
-          </w:p>
-          <w:p>
-            <w:pPr>
-              <w:rPr>
-                <w:rFonts w:ascii="华文仿宋" w:eastAsia="华文仿宋" w:hAnsi="华文仿宋" w:cs="华文仿宋" w:hint="eastAsia"/>
-                <w:sz w:val="24"/>
-                <w:szCs w:val="32"/>
-              </w:rPr>
-            </w:pPr>
-            <w:r>
-              <w:rPr>
-                <w:rFonts w:ascii="华文仿宋" w:eastAsia="华文仿宋" w:hAnsi="华文仿宋" w:cs="华文仿宋" w:hint="eastAsia"/>
-                <w:sz w:val="24"/>
-                <w:szCs w:val="32"/>
-              </w:rPr>
               <w:t>（3）虚拟局域网可以将 1 台交换机逻辑上划分为多个广播域，那么虚拟局域网是</w:t>
             </w:r>
           </w:p>
           <w:p>
             <w:pPr>
               <w:rPr>
-                <w:rFonts w:ascii="华文仿宋" w:eastAsia="华文仿宋" w:hAnsi="华文仿宋" w:cs="华文仿宋" w:hint="eastAsia"/>
+                <w:rFonts w:ascii="华文仿宋" w:eastAsia="华文仿宋" w:hAnsi="华文仿宋" w:cs="华文仿宋"/>
                 <w:sz w:val="24"/>
                 <w:szCs w:val="32"/>
               </w:rPr>
@@ -6527,37 +6486,37 @@
             <w:pPr>
               <w:ind w:firstLineChars="200" w:firstLine="480"/>
               <w:rPr>
+                <w:rFonts w:ascii="华文仿宋" w:eastAsia="华文仿宋" w:hAnsi="华文仿宋" w:cs="华文仿宋"/>
+                <w:b/>
+                <w:bCs/>
+                <w:sz w:val="24"/>
+                <w:szCs w:val="32"/>
+              </w:rPr>
+            </w:pPr>
+            <w:r>
+              <w:rPr>
                 <w:rFonts w:ascii="华文仿宋" w:eastAsia="华文仿宋" w:hAnsi="华文仿宋" w:cs="华文仿宋" w:hint="eastAsia"/>
                 <w:b/>
                 <w:bCs/>
                 <w:sz w:val="24"/>
                 <w:szCs w:val="32"/>
               </w:rPr>
-            </w:pPr>
-            <w:r>
-              <w:rPr>
-                <w:rFonts w:ascii="华文仿宋" w:eastAsia="华文仿宋" w:hAnsi="华文仿宋" w:cs="华文仿宋" w:hint="eastAsia"/>
-                <w:b/>
-                <w:bCs/>
-                <w:sz w:val="24"/>
-                <w:szCs w:val="32"/>
-              </w:rPr>
               <w:t>虚拟局域网（VLAN）可以将一个物理交换机逻辑上划分为多个广播域，从而减少广播风暴的发生。这是因为广播风暴通常是由于大量广播数据包在整个网络中传播而导致的，当将网络划分为多个 VLAN 时，每个 VLAN 内的广播流量只会在该 VLAN 内传播，而不会影响其他 VLAN。</w:t>
             </w:r>
           </w:p>
           <w:p>
             <w:pPr>
               <w:rPr>
-                <w:rFonts w:ascii="华文仿宋" w:eastAsia="华文仿宋" w:hAnsi="华文仿宋" w:cs="华文仿宋" w:hint="eastAsia"/>
-                <w:sz w:val="24"/>
-                <w:szCs w:val="32"/>
-              </w:rPr>
-            </w:pPr>
-          </w:p>
-          <w:p>
-            <w:pPr>
-              <w:rPr>
-                <w:rFonts w:ascii="华文仿宋" w:eastAsia="华文仿宋" w:hAnsi="华文仿宋" w:cs="华文仿宋" w:hint="eastAsia"/>
+                <w:rFonts w:ascii="华文仿宋" w:eastAsia="华文仿宋" w:hAnsi="华文仿宋" w:cs="华文仿宋"/>
+                <w:sz w:val="24"/>
+                <w:szCs w:val="32"/>
+              </w:rPr>
+            </w:pPr>
+          </w:p>
+          <w:p>
+            <w:pPr>
+              <w:rPr>
+                <w:rFonts w:ascii="华文仿宋" w:eastAsia="华文仿宋" w:hAnsi="华文仿宋" w:cs="华文仿宋"/>
                 <w:sz w:val="24"/>
                 <w:szCs w:val="32"/>
               </w:rPr>
@@ -7016,7 +6975,7 @@
           <w:p>
             <w:pPr>
               <w:rPr>
-                <w:rFonts w:ascii="华文楷体" w:eastAsia="华文楷体" w:hAnsi="华文楷体" w:cs="华文楷体" w:hint="eastAsia"/>
+                <w:rFonts w:ascii="华文楷体" w:eastAsia="华文楷体" w:hAnsi="华文楷体" w:cs="华文楷体"/>
                 <w:sz w:val="36"/>
                 <w:szCs w:val="44"/>
               </w:rPr>
@@ -7030,7 +6989,7 @@
         <w:ind w:firstLine="721"/>
         <w:jc w:val="center"/>
         <w:rPr>
-          <w:rFonts w:ascii="华文楷体" w:eastAsia="华文楷体" w:hAnsi="华文楷体" w:cs="华文楷体" w:hint="eastAsia"/>
+          <w:rFonts w:ascii="华文楷体" w:eastAsia="华文楷体" w:hAnsi="华文楷体" w:cs="华文楷体"/>
           <w:sz w:val="36"/>
           <w:szCs w:val="44"/>
         </w:rPr>
@@ -7040,7 +6999,7 @@
       <w:pPr>
         <w:ind w:firstLine="721"/>
         <w:rPr>
-          <w:rFonts w:ascii="华文楷体" w:eastAsia="华文楷体" w:hAnsi="华文楷体" w:cs="华文楷体" w:hint="eastAsia"/>
+          <w:rFonts w:ascii="华文楷体" w:eastAsia="华文楷体" w:hAnsi="华文楷体" w:cs="华文楷体"/>
           <w:sz w:val="36"/>
           <w:szCs w:val="44"/>
         </w:rPr>
@@ -7054,6 +7013,44 @@
     </w:sectPr>
   </w:body>
 </w:document>
+</file>
+
+<file path=word/endnotes.xml><?xml version="1.0" encoding="utf-8"?>
+<w:endnotes xmlns:wpc="http://schemas.microsoft.com/office/word/2010/wordprocessingCanvas" xmlns:cx="http://schemas.microsoft.com/office/drawing/2014/chartex" xmlns:cx1="http://schemas.microsoft.com/office/drawing/2015/9/8/chartex" xmlns:cx2="http://schemas.microsoft.com/office/drawing/2015/10/21/chartex" xmlns:cx3="http://schemas.microsoft.com/office/drawing/2016/5/9/chartex" xmlns:cx4="http://schemas.microsoft.com/office/drawing/2016/5/10/chartex" xmlns:cx5="http://schemas.microsoft.com/office/drawing/2016/5/11/chartex" xmlns:cx6="http://schemas.microsoft.com/office/drawing/2016/5/12/chartex" xmlns:cx7="http://schemas.microsoft.com/office/drawing/2016/5/13/chartex" xmlns:cx8="http://schemas.microsoft.com/office/drawing/2016/5/14/chartex" xmlns:mc="http://schemas.openxmlformats.org/markup-compatibility/2006" xmlns:aink="http://schemas.microsoft.com/office/drawing/2016/ink" xmlns:am3d="http://schemas.microsoft.com/office/drawing/2017/model3d" xmlns:o="urn:schemas-microsoft-com:office:office" xmlns:oel="http://schemas.microsoft.com/office/2019/extlst" xmlns:r="http://schemas.openxmlformats.org/officeDocument/2006/relationships" xmlns:m="http://schemas.openxmlformats.org/officeDocument/2006/math" xmlns:v="urn:schemas-microsoft-com:vml" xmlns:wp14="http://schemas.microsoft.com/office/word/2010/wordprocessingDrawing" xmlns:wp="http://schemas.openxmlformats.org/drawingml/2006/wordprocessingDrawing" xmlns:w10="urn:schemas-microsoft-com:office:word" xmlns:w="http://schemas.openxmlformats.org/wordprocessingml/2006/main" xmlns:w14="http://schemas.microsoft.com/office/word/2010/wordml" xmlns:w15="http://schemas.microsoft.com/office/word/2012/wordml" xmlns:w16cex="http://schemas.microsoft.com/office/word/2018/wordml/cex" xmlns:w16cid="http://schemas.microsoft.com/office/word/2016/wordml/cid" xmlns:w16="http://schemas.microsoft.com/office/word/2018/wordml" xmlns:w16du="http://schemas.microsoft.com/office/word/2023/wordml/word16du" xmlns:w16sdtdh="http://schemas.microsoft.com/office/word/2020/wordml/sdtdatahash" xmlns:w16sdtfl="http://schemas.microsoft.com/office/word/2024/wordml/sdtformatlock" xmlns:w16se="http://schemas.microsoft.com/office/word/2015/wordml/symex" xmlns:wpg="http://schemas.microsoft.com/office/word/2010/wordprocessingGroup" xmlns:wpi="http://schemas.microsoft.com/office/word/2010/wordprocessingInk" xmlns:wne="http://schemas.microsoft.com/office/word/2006/wordml" xmlns:wps="http://schemas.microsoft.com/office/word/2010/wordprocessingShape" mc:Ignorable="w14 w15 w16se w16cid w16 w16cex w16sdtdh w16sdtfl w16du wp14">
+  <w:endnote w:type="separator" w:id="-1">
+    <w:p>
+      <w:r>
+        <w:separator/>
+      </w:r>
+    </w:p>
+  </w:endnote>
+  <w:endnote w:type="continuationSeparator" w:id="0">
+    <w:p>
+      <w:r>
+        <w:continuationSeparator/>
+      </w:r>
+    </w:p>
+  </w:endnote>
+</w:endnotes>
+</file>
+
+<file path=word/footnotes.xml><?xml version="1.0" encoding="utf-8"?>
+<w:footnotes xmlns:wpc="http://schemas.microsoft.com/office/word/2010/wordprocessingCanvas" xmlns:cx="http://schemas.microsoft.com/office/drawing/2014/chartex" xmlns:cx1="http://schemas.microsoft.com/office/drawing/2015/9/8/chartex" xmlns:cx2="http://schemas.microsoft.com/office/drawing/2015/10/21/chartex" xmlns:cx3="http://schemas.microsoft.com/office/drawing/2016/5/9/chartex" xmlns:cx4="http://schemas.microsoft.com/office/drawing/2016/5/10/chartex" xmlns:cx5="http://schemas.microsoft.com/office/drawing/2016/5/11/chartex" xmlns:cx6="http://schemas.microsoft.com/office/drawing/2016/5/12/chartex" xmlns:cx7="http://schemas.microsoft.com/office/drawing/2016/5/13/chartex" xmlns:cx8="http://schemas.microsoft.com/office/drawing/2016/5/14/chartex" xmlns:mc="http://schemas.openxmlformats.org/markup-compatibility/2006" xmlns:aink="http://schemas.microsoft.com/office/drawing/2016/ink" xmlns:am3d="http://schemas.microsoft.com/office/drawing/2017/model3d" xmlns:o="urn:schemas-microsoft-com:office:office" xmlns:oel="http://schemas.microsoft.com/office/2019/extlst" xmlns:r="http://schemas.openxmlformats.org/officeDocument/2006/relationships" xmlns:m="http://schemas.openxmlformats.org/officeDocument/2006/math" xmlns:v="urn:schemas-microsoft-com:vml" xmlns:wp14="http://schemas.microsoft.com/office/word/2010/wordprocessingDrawing" xmlns:wp="http://schemas.openxmlformats.org/drawingml/2006/wordprocessingDrawing" xmlns:w10="urn:schemas-microsoft-com:office:word" xmlns:w="http://schemas.openxmlformats.org/wordprocessingml/2006/main" xmlns:w14="http://schemas.microsoft.com/office/word/2010/wordml" xmlns:w15="http://schemas.microsoft.com/office/word/2012/wordml" xmlns:w16cex="http://schemas.microsoft.com/office/word/2018/wordml/cex" xmlns:w16cid="http://schemas.microsoft.com/office/word/2016/wordml/cid" xmlns:w16="http://schemas.microsoft.com/office/word/2018/wordml" xmlns:w16du="http://schemas.microsoft.com/office/word/2023/wordml/word16du" xmlns:w16sdtdh="http://schemas.microsoft.com/office/word/2020/wordml/sdtdatahash" xmlns:w16sdtfl="http://schemas.microsoft.com/office/word/2024/wordml/sdtformatlock" xmlns:w16se="http://schemas.microsoft.com/office/word/2015/wordml/symex" xmlns:wpg="http://schemas.microsoft.com/office/word/2010/wordprocessingGroup" xmlns:wpi="http://schemas.microsoft.com/office/word/2010/wordprocessingInk" xmlns:wne="http://schemas.microsoft.com/office/word/2006/wordml" xmlns:wps="http://schemas.microsoft.com/office/word/2010/wordprocessingShape" mc:Ignorable="w14 w15 w16se w16cid w16 w16cex w16sdtdh w16sdtfl w16du wp14">
+  <w:footnote w:type="separator" w:id="-1">
+    <w:p>
+      <w:r>
+        <w:separator/>
+      </w:r>
+    </w:p>
+  </w:footnote>
+  <w:footnote w:type="continuationSeparator" w:id="0">
+    <w:p>
+      <w:r>
+        <w:continuationSeparator/>
+      </w:r>
+    </w:p>
+  </w:footnote>
+</w:footnotes>
 </file>
 
 <file path=word/numbering.xml><?xml version="1.0" encoding="utf-8"?>
@@ -7873,6 +7870,7 @@
   <w:style w:type="character" w:default="1" w:styleId="a0">
     <w:name w:val="Default Paragraph Font"/>
     <w:uiPriority w:val="1"/>
+    <w:semiHidden/>
     <w:unhideWhenUsed/>
   </w:style>
   <w:style w:type="table" w:default="1" w:styleId="a1">
@@ -7915,6 +7913,64 @@
         <w:insideV w:val="single" w:sz="4" w:space="0" w:color="auto"/>
       </w:tblBorders>
     </w:tblPr>
+  </w:style>
+  <w:style w:type="paragraph" w:styleId="a4">
+    <w:name w:val="header"/>
+    <w:basedOn w:val="a"/>
+    <w:link w:val="a5"/>
+    <w:rsid w:val="00F53DA3"/>
+    <w:pPr>
+      <w:tabs>
+        <w:tab w:val="center" w:pos="4153"/>
+        <w:tab w:val="right" w:pos="8306"/>
+      </w:tabs>
+      <w:snapToGrid w:val="0"/>
+      <w:jc w:val="center"/>
+    </w:pPr>
+    <w:rPr>
+      <w:sz w:val="18"/>
+      <w:szCs w:val="18"/>
+    </w:rPr>
+  </w:style>
+  <w:style w:type="character" w:customStyle="1" w:styleId="a5">
+    <w:name w:val="页眉 字符"/>
+    <w:basedOn w:val="a0"/>
+    <w:link w:val="a4"/>
+    <w:rsid w:val="00F53DA3"/>
+    <w:rPr>
+      <w:kern w:val="2"/>
+      <w:sz w:val="18"/>
+      <w:szCs w:val="18"/>
+    </w:rPr>
+  </w:style>
+  <w:style w:type="paragraph" w:styleId="a6">
+    <w:name w:val="footer"/>
+    <w:basedOn w:val="a"/>
+    <w:link w:val="a7"/>
+    <w:rsid w:val="00F53DA3"/>
+    <w:pPr>
+      <w:tabs>
+        <w:tab w:val="center" w:pos="4153"/>
+        <w:tab w:val="right" w:pos="8306"/>
+      </w:tabs>
+      <w:snapToGrid w:val="0"/>
+      <w:jc w:val="left"/>
+    </w:pPr>
+    <w:rPr>
+      <w:sz w:val="18"/>
+      <w:szCs w:val="18"/>
+    </w:rPr>
+  </w:style>
+  <w:style w:type="character" w:customStyle="1" w:styleId="a7">
+    <w:name w:val="页脚 字符"/>
+    <w:basedOn w:val="a0"/>
+    <w:link w:val="a6"/>
+    <w:rsid w:val="00F53DA3"/>
+    <w:rPr>
+      <w:kern w:val="2"/>
+      <w:sz w:val="18"/>
+      <w:szCs w:val="18"/>
+    </w:rPr>
   </w:style>
 </w:styles>
 </file>
